--- a/lessons/8-4/homework.docx
+++ b/lessons/8-4/homework.docx
@@ -106,7 +106,55 @@
     </w:p>
     <w:p>
       <w:pPr>
-        <w:spacing w:after="60"/>
+        <w:keepNext/>
+        <w:spacing w:after="20" w:before="80"/>
+        <w:jc w:val="center"/>
+      </w:pPr>
+      <w:r>
+        <w:drawing>
+          <wp:inline distT="0" distB="0" distL="0" distR="0">
+            <wp:extent cx="1047750" cy="790575"/>
+            <wp:effectExtent t="0" r="0" b="0" l="0"/>
+            <wp:docPr id="1" name="" descr="" title=""/>
+            <wp:cNvGraphicFramePr>
+              <a:graphicFrameLocks xmlns:a="http://schemas.openxmlformats.org/drawingml/2006/main" noChangeAspect="1"/>
+            </wp:cNvGraphicFramePr>
+            <a:graphic xmlns:a="http://schemas.openxmlformats.org/drawingml/2006/main">
+              <a:graphicData uri="http://schemas.openxmlformats.org/drawingml/2006/picture">
+                <pic:pic xmlns:pic="http://schemas.openxmlformats.org/drawingml/2006/picture">
+                  <pic:nvPicPr>
+                    <pic:cNvPr id="0" name="" descr=""/>
+                    <pic:cNvPicPr>
+                      <a:picLocks noChangeAspect="1" noChangeArrowheads="1"/>
+                    </pic:cNvPicPr>
+                  </pic:nvPicPr>
+                  <pic:blipFill>
+                    <a:blip r:embed="rId7" cstate="none"/>
+                    <a:srcRect/>
+                    <a:stretch>
+                      <a:fillRect/>
+                    </a:stretch>
+                  </pic:blipFill>
+                  <pic:spPr bwMode="auto">
+                    <a:xfrm>
+                      <a:off x="0" y="0"/>
+                      <a:ext cx="1047750" cy="790575"/>
+                    </a:xfrm>
+                    <a:prstGeom prst="rect">
+                      <a:avLst/>
+                    </a:prstGeom>
+                  </pic:spPr>
+                </pic:pic>
+              </a:graphicData>
+            </a:graphic>
+          </wp:inline>
+        </w:drawing>
+      </w:r>
+    </w:p>
+    <w:p>
+      <w:pPr>
+        <w:keepNext/>
+        <w:spacing w:after="120"/>
       </w:pPr>
       <w:r>
         <w:rPr>
@@ -116,12 +164,60 @@
         <w:t xml:space="preserve">Mean (Media)</w:t>
       </w:r>
       <w:r>
-        <w:t xml:space="preserve"> — The sum of all values divided by the number of values (average)</w:t>
-      </w:r>
-    </w:p>
-    <w:p>
-      <w:pPr>
-        <w:spacing w:after="60"/>
+        <w:t xml:space="preserve"> — The average. Add all the numbers, then divide by how many there are.</w:t>
+      </w:r>
+    </w:p>
+    <w:p>
+      <w:pPr>
+        <w:keepNext/>
+        <w:spacing w:after="20" w:before="80"/>
+        <w:jc w:val="center"/>
+      </w:pPr>
+      <w:r>
+        <w:drawing>
+          <wp:inline distT="0" distB="0" distL="0" distR="0">
+            <wp:extent cx="1047750" cy="790575"/>
+            <wp:effectExtent t="0" r="0" b="0" l="0"/>
+            <wp:docPr id="1" name="" descr="" title=""/>
+            <wp:cNvGraphicFramePr>
+              <a:graphicFrameLocks xmlns:a="http://schemas.openxmlformats.org/drawingml/2006/main" noChangeAspect="1"/>
+            </wp:cNvGraphicFramePr>
+            <a:graphic xmlns:a="http://schemas.openxmlformats.org/drawingml/2006/main">
+              <a:graphicData uri="http://schemas.openxmlformats.org/drawingml/2006/picture">
+                <pic:pic xmlns:pic="http://schemas.openxmlformats.org/drawingml/2006/picture">
+                  <pic:nvPicPr>
+                    <pic:cNvPr id="0" name="" descr=""/>
+                    <pic:cNvPicPr>
+                      <a:picLocks noChangeAspect="1" noChangeArrowheads="1"/>
+                    </pic:cNvPicPr>
+                  </pic:nvPicPr>
+                  <pic:blipFill>
+                    <a:blip r:embed="rId8" cstate="none"/>
+                    <a:srcRect/>
+                    <a:stretch>
+                      <a:fillRect/>
+                    </a:stretch>
+                  </pic:blipFill>
+                  <pic:spPr bwMode="auto">
+                    <a:xfrm>
+                      <a:off x="0" y="0"/>
+                      <a:ext cx="1047750" cy="790575"/>
+                    </a:xfrm>
+                    <a:prstGeom prst="rect">
+                      <a:avLst/>
+                    </a:prstGeom>
+                  </pic:spPr>
+                </pic:pic>
+              </a:graphicData>
+            </a:graphic>
+          </wp:inline>
+        </w:drawing>
+      </w:r>
+    </w:p>
+    <w:p>
+      <w:pPr>
+        <w:keepNext/>
+        <w:spacing w:after="120"/>
       </w:pPr>
       <w:r>
         <w:rPr>
@@ -131,12 +227,60 @@
         <w:t xml:space="preserve">Median (Mediana)</w:t>
       </w:r>
       <w:r>
-        <w:t xml:space="preserve"> — The middle value when data is ordered from least to greatest</w:t>
-      </w:r>
-    </w:p>
-    <w:p>
-      <w:pPr>
-        <w:spacing w:after="60"/>
+        <w:t xml:space="preserve"> — The middle number when you put them in order.</w:t>
+      </w:r>
+    </w:p>
+    <w:p>
+      <w:pPr>
+        <w:keepNext/>
+        <w:spacing w:after="20" w:before="80"/>
+        <w:jc w:val="center"/>
+      </w:pPr>
+      <w:r>
+        <w:drawing>
+          <wp:inline distT="0" distB="0" distL="0" distR="0">
+            <wp:extent cx="1047750" cy="790575"/>
+            <wp:effectExtent t="0" r="0" b="0" l="0"/>
+            <wp:docPr id="1" name="" descr="" title=""/>
+            <wp:cNvGraphicFramePr>
+              <a:graphicFrameLocks xmlns:a="http://schemas.openxmlformats.org/drawingml/2006/main" noChangeAspect="1"/>
+            </wp:cNvGraphicFramePr>
+            <a:graphic xmlns:a="http://schemas.openxmlformats.org/drawingml/2006/main">
+              <a:graphicData uri="http://schemas.openxmlformats.org/drawingml/2006/picture">
+                <pic:pic xmlns:pic="http://schemas.openxmlformats.org/drawingml/2006/picture">
+                  <pic:nvPicPr>
+                    <pic:cNvPr id="0" name="" descr=""/>
+                    <pic:cNvPicPr>
+                      <a:picLocks noChangeAspect="1" noChangeArrowheads="1"/>
+                    </pic:cNvPicPr>
+                  </pic:nvPicPr>
+                  <pic:blipFill>
+                    <a:blip r:embed="rId9" cstate="none"/>
+                    <a:srcRect/>
+                    <a:stretch>
+                      <a:fillRect/>
+                    </a:stretch>
+                  </pic:blipFill>
+                  <pic:spPr bwMode="auto">
+                    <a:xfrm>
+                      <a:off x="0" y="0"/>
+                      <a:ext cx="1047750" cy="790575"/>
+                    </a:xfrm>
+                    <a:prstGeom prst="rect">
+                      <a:avLst/>
+                    </a:prstGeom>
+                  </pic:spPr>
+                </pic:pic>
+              </a:graphicData>
+            </a:graphic>
+          </wp:inline>
+        </w:drawing>
+      </w:r>
+    </w:p>
+    <w:p>
+      <w:pPr>
+        <w:keepNext/>
+        <w:spacing w:after="120"/>
       </w:pPr>
       <w:r>
         <w:rPr>
@@ -146,12 +290,60 @@
         <w:t xml:space="preserve">Outlier (Valor atípico)</w:t>
       </w:r>
       <w:r>
-        <w:t xml:space="preserve"> — A value that is much greater or less than most other values in a data set</w:t>
-      </w:r>
-    </w:p>
-    <w:p>
-      <w:pPr>
-        <w:spacing w:after="60"/>
+        <w:t xml:space="preserve"> — A number that is much bigger or smaller than the rest.</w:t>
+      </w:r>
+    </w:p>
+    <w:p>
+      <w:pPr>
+        <w:keepNext/>
+        <w:spacing w:after="20" w:before="80"/>
+        <w:jc w:val="center"/>
+      </w:pPr>
+      <w:r>
+        <w:drawing>
+          <wp:inline distT="0" distB="0" distL="0" distR="0">
+            <wp:extent cx="1047750" cy="790575"/>
+            <wp:effectExtent t="0" r="0" b="0" l="0"/>
+            <wp:docPr id="1" name="" descr="" title=""/>
+            <wp:cNvGraphicFramePr>
+              <a:graphicFrameLocks xmlns:a="http://schemas.openxmlformats.org/drawingml/2006/main" noChangeAspect="1"/>
+            </wp:cNvGraphicFramePr>
+            <a:graphic xmlns:a="http://schemas.openxmlformats.org/drawingml/2006/main">
+              <a:graphicData uri="http://schemas.openxmlformats.org/drawingml/2006/picture">
+                <pic:pic xmlns:pic="http://schemas.openxmlformats.org/drawingml/2006/picture">
+                  <pic:nvPicPr>
+                    <pic:cNvPr id="0" name="" descr=""/>
+                    <pic:cNvPicPr>
+                      <a:picLocks noChangeAspect="1" noChangeArrowheads="1"/>
+                    </pic:cNvPicPr>
+                  </pic:nvPicPr>
+                  <pic:blipFill>
+                    <a:blip r:embed="rId10" cstate="none"/>
+                    <a:srcRect/>
+                    <a:stretch>
+                      <a:fillRect/>
+                    </a:stretch>
+                  </pic:blipFill>
+                  <pic:spPr bwMode="auto">
+                    <a:xfrm>
+                      <a:off x="0" y="0"/>
+                      <a:ext cx="1047750" cy="790575"/>
+                    </a:xfrm>
+                    <a:prstGeom prst="rect">
+                      <a:avLst/>
+                    </a:prstGeom>
+                  </pic:spPr>
+                </pic:pic>
+              </a:graphicData>
+            </a:graphic>
+          </wp:inline>
+        </w:drawing>
+      </w:r>
+    </w:p>
+    <w:p>
+      <w:pPr>
+        <w:keepNext/>
+        <w:spacing w:after="120"/>
       </w:pPr>
       <w:r>
         <w:rPr>
@@ -161,12 +353,60 @@
         <w:t xml:space="preserve">Skewed (Sesgado)</w:t>
       </w:r>
       <w:r>
-        <w:t xml:space="preserve"> — When data bunches toward one end with a tail stretching to the other</w:t>
-      </w:r>
-    </w:p>
-    <w:p>
-      <w:pPr>
-        <w:spacing w:after="60"/>
+        <w:t xml:space="preserve"> — When most data sits on one side with a tail on the other.</w:t>
+      </w:r>
+    </w:p>
+    <w:p>
+      <w:pPr>
+        <w:keepNext/>
+        <w:spacing w:after="20" w:before="80"/>
+        <w:jc w:val="center"/>
+      </w:pPr>
+      <w:r>
+        <w:drawing>
+          <wp:inline distT="0" distB="0" distL="0" distR="0">
+            <wp:extent cx="1047750" cy="790575"/>
+            <wp:effectExtent t="0" r="0" b="0" l="0"/>
+            <wp:docPr id="1" name="" descr="" title=""/>
+            <wp:cNvGraphicFramePr>
+              <a:graphicFrameLocks xmlns:a="http://schemas.openxmlformats.org/drawingml/2006/main" noChangeAspect="1"/>
+            </wp:cNvGraphicFramePr>
+            <a:graphic xmlns:a="http://schemas.openxmlformats.org/drawingml/2006/main">
+              <a:graphicData uri="http://schemas.openxmlformats.org/drawingml/2006/picture">
+                <pic:pic xmlns:pic="http://schemas.openxmlformats.org/drawingml/2006/picture">
+                  <pic:nvPicPr>
+                    <pic:cNvPr id="0" name="" descr=""/>
+                    <pic:cNvPicPr>
+                      <a:picLocks noChangeAspect="1" noChangeArrowheads="1"/>
+                    </pic:cNvPicPr>
+                  </pic:nvPicPr>
+                  <pic:blipFill>
+                    <a:blip r:embed="rId11" cstate="none"/>
+                    <a:srcRect/>
+                    <a:stretch>
+                      <a:fillRect/>
+                    </a:stretch>
+                  </pic:blipFill>
+                  <pic:spPr bwMode="auto">
+                    <a:xfrm>
+                      <a:off x="0" y="0"/>
+                      <a:ext cx="1047750" cy="790575"/>
+                    </a:xfrm>
+                    <a:prstGeom prst="rect">
+                      <a:avLst/>
+                    </a:prstGeom>
+                  </pic:spPr>
+                </pic:pic>
+              </a:graphicData>
+            </a:graphic>
+          </wp:inline>
+        </w:drawing>
+      </w:r>
+    </w:p>
+    <w:p>
+      <w:pPr>
+        <w:keepNext/>
+        <w:spacing w:after="120"/>
       </w:pPr>
       <w:r>
         <w:rPr>
@@ -176,12 +416,60 @@
         <w:t xml:space="preserve">Data distribution (Distribución de datos)</w:t>
       </w:r>
       <w:r>
-        <w:t xml:space="preserve"> — The shape and spread of a data set</w:t>
-      </w:r>
-    </w:p>
-    <w:p>
-      <w:pPr>
-        <w:spacing w:after="60"/>
+        <w:t xml:space="preserve"> — How the data looks: where it sits and how spread out it is.</w:t>
+      </w:r>
+    </w:p>
+    <w:p>
+      <w:pPr>
+        <w:keepNext/>
+        <w:spacing w:after="20" w:before="80"/>
+        <w:jc w:val="center"/>
+      </w:pPr>
+      <w:r>
+        <w:drawing>
+          <wp:inline distT="0" distB="0" distL="0" distR="0">
+            <wp:extent cx="1047750" cy="790575"/>
+            <wp:effectExtent t="0" r="0" b="0" l="0"/>
+            <wp:docPr id="1" name="" descr="" title=""/>
+            <wp:cNvGraphicFramePr>
+              <a:graphicFrameLocks xmlns:a="http://schemas.openxmlformats.org/drawingml/2006/main" noChangeAspect="1"/>
+            </wp:cNvGraphicFramePr>
+            <a:graphic xmlns:a="http://schemas.openxmlformats.org/drawingml/2006/main">
+              <a:graphicData uri="http://schemas.openxmlformats.org/drawingml/2006/picture">
+                <pic:pic xmlns:pic="http://schemas.openxmlformats.org/drawingml/2006/picture">
+                  <pic:nvPicPr>
+                    <pic:cNvPr id="0" name="" descr=""/>
+                    <pic:cNvPicPr>
+                      <a:picLocks noChangeAspect="1" noChangeArrowheads="1"/>
+                    </pic:cNvPicPr>
+                  </pic:nvPicPr>
+                  <pic:blipFill>
+                    <a:blip r:embed="rId12" cstate="none"/>
+                    <a:srcRect/>
+                    <a:stretch>
+                      <a:fillRect/>
+                    </a:stretch>
+                  </pic:blipFill>
+                  <pic:spPr bwMode="auto">
+                    <a:xfrm>
+                      <a:off x="0" y="0"/>
+                      <a:ext cx="1047750" cy="790575"/>
+                    </a:xfrm>
+                    <a:prstGeom prst="rect">
+                      <a:avLst/>
+                    </a:prstGeom>
+                  </pic:spPr>
+                </pic:pic>
+              </a:graphicData>
+            </a:graphic>
+          </wp:inline>
+        </w:drawing>
+      </w:r>
+    </w:p>
+    <w:p>
+      <w:pPr>
+        <w:keepNext/>
+        <w:spacing w:after="120"/>
       </w:pPr>
       <w:r>
         <w:rPr>
@@ -191,7 +479,7 @@
         <w:t xml:space="preserve">Variability (Variabilidad)</w:t>
       </w:r>
       <w:r>
-        <w:t xml:space="preserve"> — How spread out the values in a data set are</w:t>
+        <w:t xml:space="preserve"> — How spread out the numbers are.</w:t>
       </w:r>
     </w:p>
     <w:p>

--- a/lessons/8-4/homework.docx
+++ b/lessons/8-4/homework.docx
@@ -24,7 +24,7 @@
           <w:i/>
           <w:iCs/>
         </w:rPr>
-        <w:t xml:space="preserve">Lesson 8-4  •  Standard 6.SP.5d</w:t>
+        <w:t xml:space="preserve">Lesson 8-4  •  Standard 6.DS.6d</w:t>
       </w:r>
     </w:p>
     <w:p>
@@ -943,39 +943,43 @@
           <w:b/>
           <w:bCs/>
         </w:rPr>
-        <w:t xml:space="preserve">5. A data set has an extreme outlier. Which measure of center is usually best?</w:t>
-      </w:r>
-    </w:p>
-    <w:p>
-      <w:pPr>
-        <w:spacing w:after="40" w:before="0"/>
-      </w:pPr>
-      <w:r>
-        <w:t xml:space="preserve">     A. Median</w:t>
-      </w:r>
-    </w:p>
-    <w:p>
-      <w:pPr>
-        <w:spacing w:after="40" w:before="0"/>
-      </w:pPr>
-      <w:r>
-        <w:t xml:space="preserve">     B. Mean</w:t>
-      </w:r>
-    </w:p>
-    <w:p>
-      <w:pPr>
-        <w:spacing w:after="40" w:before="0"/>
-      </w:pPr>
-      <w:r>
-        <w:t xml:space="preserve">     C. Range</w:t>
-      </w:r>
-    </w:p>
-    <w:p>
-      <w:pPr>
-        <w:spacing w:after="40" w:before="0"/>
-      </w:pPr>
-      <w:r>
-        <w:t xml:space="preserve">     D. Mode only</w:t>
+        <w:t xml:space="preserve">5. onLevel — Spot the Common Mistake</w:t>
+      </w:r>
+    </w:p>
+    <w:p>
+      <w:pPr>
+        <w:spacing w:after="40" w:before="0"/>
+      </w:pPr>
+      <w:r>
+        <w:t xml:space="preserve">   Step 1 (Read): A student is working on Appropriate Measures.</w:t>
+      </w:r>
+    </w:p>
+    <w:p>
+      <w:pPr>
+        <w:spacing w:after="40" w:before="0"/>
+      </w:pPr>
+      <w:r>
+        <w:t xml:space="preserve">   Step 2 (Attempt): They ignored the rule: Use the mean for data with no outliers; use the median when an outlier or a skewed shape would pull the mean away from typical.</w:t>
+      </w:r>
+    </w:p>
+    <w:p>
+      <w:pPr>
+        <w:spacing w:after="40" w:before="0"/>
+      </w:pPr>
+      <w:r>
+        <w:t xml:space="preserve">   Step 3 (Check): The answer does not match the math rule from class.</w:t>
+      </w:r>
+    </w:p>
+    <w:p>
+      <w:pPr>
+        <w:spacing w:after="60" w:before="0"/>
+      </w:pPr>
+      <w:r>
+        <w:rPr>
+          <w:i/>
+          <w:iCs/>
+        </w:rPr>
+        <w:t xml:space="preserve">Which step has the mistake? Explain and fix it:</w:t>
       </w:r>
     </w:p>
     <w:p>
@@ -991,6 +995,28 @@
     </w:p>
     <w:p>
       <w:pPr>
+        <w:spacing w:after="60" w:before="120"/>
+      </w:pPr>
+      <w:r>
+        <w:rPr>
+          <w:color w:val="BBBBBB"/>
+        </w:rPr>
+        <w:t xml:space="preserve">______________________________________________________________________</w:t>
+      </w:r>
+    </w:p>
+    <w:p>
+      <w:pPr>
+        <w:spacing w:after="60" w:before="120"/>
+      </w:pPr>
+      <w:r>
+        <w:rPr>
+          <w:color w:val="BBBBBB"/>
+        </w:rPr>
+        <w:t xml:space="preserve">______________________________________________________________________</w:t>
+      </w:r>
+    </w:p>
+    <w:p>
+      <w:pPr>
         <w:spacing w:after="80" w:before="0"/>
       </w:pPr>
       <w:r>
@@ -998,39 +1024,39 @@
           <w:b/>
           <w:bCs/>
         </w:rPr>
-        <w:t xml:space="preserve">6. Which measure of spread pairs naturally with the mean?</w:t>
-      </w:r>
-    </w:p>
-    <w:p>
-      <w:pPr>
-        <w:spacing w:after="40" w:before="0"/>
-      </w:pPr>
-      <w:r>
-        <w:t xml:space="preserve">     A. Mean absolute deviation</w:t>
-      </w:r>
-    </w:p>
-    <w:p>
-      <w:pPr>
-        <w:spacing w:after="40" w:before="0"/>
-      </w:pPr>
-      <w:r>
-        <w:t xml:space="preserve">     B. Median</w:t>
-      </w:r>
-    </w:p>
-    <w:p>
-      <w:pPr>
-        <w:spacing w:after="40" w:before="0"/>
-      </w:pPr>
-      <w:r>
-        <w:t xml:space="preserve">     C. Mode</w:t>
-      </w:r>
-    </w:p>
-    <w:p>
-      <w:pPr>
-        <w:spacing w:after="40" w:before="0"/>
-      </w:pPr>
-      <w:r>
-        <w:t xml:space="preserve">     D. Range only</w:t>
+        <w:t xml:space="preserve">6. A scout records points per game: 14, 16, 15, 17, 16, 58. To report a TYPICAL game, which measure of center is best?</w:t>
+      </w:r>
+    </w:p>
+    <w:p>
+      <w:pPr>
+        <w:spacing w:after="40" w:before="0"/>
+      </w:pPr>
+      <w:r>
+        <w:t xml:space="preserve">     A. Median, because 58 is an outlier that pulls the mean up</w:t>
+      </w:r>
+    </w:p>
+    <w:p>
+      <w:pPr>
+        <w:spacing w:after="40" w:before="0"/>
+      </w:pPr>
+      <w:r>
+        <w:t xml:space="preserve">     B. Mean, because it uses every game</w:t>
+      </w:r>
+    </w:p>
+    <w:p>
+      <w:pPr>
+        <w:spacing w:after="40" w:before="0"/>
+      </w:pPr>
+      <w:r>
+        <w:t xml:space="preserve">     C. Range, because it shows the highest game</w:t>
+      </w:r>
+    </w:p>
+    <w:p>
+      <w:pPr>
+        <w:spacing w:after="40" w:before="0"/>
+      </w:pPr>
+      <w:r>
+        <w:t xml:space="preserve">     D. Mode, because 16 appears twice</w:t>
       </w:r>
     </w:p>
     <w:p>
@@ -1053,39 +1079,39 @@
           <w:b/>
           <w:bCs/>
         </w:rPr>
-        <w:t xml:space="preserve">7. Test scores are 80, 82, 85, 88, 12. Why is the median better than the mean here?</w:t>
-      </w:r>
-    </w:p>
-    <w:p>
-      <w:pPr>
-        <w:spacing w:after="40" w:before="0"/>
-      </w:pPr>
-      <w:r>
-        <w:t xml:space="preserve">     A. The score of 12 is an outlier that pulls the mean down</w:t>
-      </w:r>
-    </w:p>
-    <w:p>
-      <w:pPr>
-        <w:spacing w:after="40" w:before="0"/>
-      </w:pPr>
-      <w:r>
-        <w:t xml:space="preserve">     B. The mean is always wrong</w:t>
-      </w:r>
-    </w:p>
-    <w:p>
-      <w:pPr>
-        <w:spacing w:after="40" w:before="0"/>
-      </w:pPr>
-      <w:r>
-        <w:t xml:space="preserve">     C. There are too few scores</w:t>
-      </w:r>
-    </w:p>
-    <w:p>
-      <w:pPr>
-        <w:spacing w:after="40" w:before="0"/>
-      </w:pPr>
-      <w:r>
-        <w:t xml:space="preserve">     D. The data has no median</w:t>
+        <w:t xml:space="preserve">7. The equipment manager needs to order the MOST COMMON jersey size from this list: M, L, M, S, M, L, M. Which measure answers the question?</w:t>
+      </w:r>
+    </w:p>
+    <w:p>
+      <w:pPr>
+        <w:spacing w:after="40" w:before="0"/>
+      </w:pPr>
+      <w:r>
+        <w:t xml:space="preserve">     A. Mode, because it names the value that appears most</w:t>
+      </w:r>
+    </w:p>
+    <w:p>
+      <w:pPr>
+        <w:spacing w:after="40" w:before="0"/>
+      </w:pPr>
+      <w:r>
+        <w:t xml:space="preserve">     B. Mean, because it averages the sizes</w:t>
+      </w:r>
+    </w:p>
+    <w:p>
+      <w:pPr>
+        <w:spacing w:after="40" w:before="0"/>
+      </w:pPr>
+      <w:r>
+        <w:t xml:space="preserve">     C. Median, because it finds the middle size</w:t>
+      </w:r>
+    </w:p>
+    <w:p>
+      <w:pPr>
+        <w:spacing w:after="40" w:before="0"/>
+      </w:pPr>
+      <w:r>
+        <w:t xml:space="preserve">     D. Range, because it shows the size gap</w:t>
       </w:r>
     </w:p>
     <w:p>
@@ -1108,39 +1134,275 @@
           <w:b/>
           <w:bCs/>
         </w:rPr>
-        <w:t xml:space="preserve">8. For data with no outliers and a symmetric shape, which center is appropriate?</w:t>
-      </w:r>
-    </w:p>
-    <w:p>
-      <w:pPr>
-        <w:spacing w:after="40" w:before="0"/>
-      </w:pPr>
-      <w:r>
-        <w:t xml:space="preserve">     A. Mean</w:t>
-      </w:r>
-    </w:p>
-    <w:p>
-      <w:pPr>
-        <w:spacing w:after="40" w:before="0"/>
-      </w:pPr>
-      <w:r>
-        <w:t xml:space="preserve">     B. Only mode</w:t>
-      </w:r>
-    </w:p>
-    <w:p>
-      <w:pPr>
-        <w:spacing w:after="40" w:before="0"/>
-      </w:pPr>
-      <w:r>
-        <w:t xml:space="preserve">     C. Only range</w:t>
-      </w:r>
-    </w:p>
-    <w:p>
-      <w:pPr>
-        <w:spacing w:after="40" w:before="0"/>
-      </w:pPr>
-      <w:r>
-        <w:t xml:space="preserve">     D. Neither mean nor median</w:t>
+        <w:t xml:space="preserve">8. A coach wants to know how SPREAD OUT the team's free-throw makes are: 6, 7, 6, 8, 18. Which measure of spread is most affected by the lone 18?</w:t>
+      </w:r>
+    </w:p>
+    <w:p>
+      <w:pPr>
+        <w:spacing w:after="40" w:before="0"/>
+      </w:pPr>
+      <w:r>
+        <w:t xml:space="preserve">     A. Range, because it is the highest minus the lowest value</w:t>
+      </w:r>
+    </w:p>
+    <w:p>
+      <w:pPr>
+        <w:spacing w:after="40" w:before="0"/>
+      </w:pPr>
+      <w:r>
+        <w:t xml:space="preserve">     B. Median, because it is in the middle</w:t>
+      </w:r>
+    </w:p>
+    <w:p>
+      <w:pPr>
+        <w:spacing w:after="40" w:before="0"/>
+      </w:pPr>
+      <w:r>
+        <w:t xml:space="preserve">     C. Mode, because it is the most common</w:t>
+      </w:r>
+    </w:p>
+    <w:p>
+      <w:pPr>
+        <w:spacing w:after="40" w:before="0"/>
+      </w:pPr>
+      <w:r>
+        <w:t xml:space="preserve">     D. Mean absolute deviation only, never the range</w:t>
+      </w:r>
+    </w:p>
+    <w:p>
+      <w:pPr>
+        <w:spacing w:after="60" w:before="120"/>
+      </w:pPr>
+      <w:r>
+        <w:rPr>
+          <w:color w:val="BBBBBB"/>
+        </w:rPr>
+        <w:t xml:space="preserve">______________________________________________________________________</w:t>
+      </w:r>
+    </w:p>
+    <w:p>
+      <w:pPr>
+        <w:spacing w:after="80" w:before="0"/>
+      </w:pPr>
+      <w:r>
+        <w:rPr>
+          <w:b/>
+          <w:bCs/>
+        </w:rPr>
+        <w:t xml:space="preserve">9. Match each scouting question to the measure that answers it.</w:t>
+      </w:r>
+    </w:p>
+    <w:tbl>
+      <w:tblPr>
+        <w:tblW w:type="pct" w:w="100%"/>
+        <w:tblBorders>
+          <w:top w:val="single" w:color="auto" w:sz="4"/>
+          <w:left w:val="single" w:color="auto" w:sz="4"/>
+          <w:bottom w:val="single" w:color="auto" w:sz="4"/>
+          <w:right w:val="single" w:color="auto" w:sz="4"/>
+          <w:insideH w:val="single" w:color="auto" w:sz="4"/>
+          <w:insideV w:val="single" w:color="auto" w:sz="4"/>
+        </w:tblBorders>
+      </w:tblPr>
+      <w:tblGrid>
+        <w:gridCol w:w="100"/>
+        <w:gridCol w:w="100"/>
+      </w:tblGrid>
+      <w:tr>
+        <w:trPr>
+          <w:tblHeader/>
+        </w:trPr>
+        <w:tc>
+          <w:tcPr>
+            <w:tcW w:type="pct" w:w="50%"/>
+          </w:tcPr>
+          <w:p>
+            <w:r>
+              <w:rPr>
+                <w:b/>
+                <w:bCs/>
+              </w:rPr>
+              <w:t xml:space="preserve">Item</w:t>
+            </w:r>
+          </w:p>
+        </w:tc>
+        <w:tc>
+          <w:tcPr>
+            <w:tcW w:type="pct" w:w="50%"/>
+          </w:tcPr>
+          <w:p>
+            <w:r>
+              <w:rPr>
+                <w:b/>
+                <w:bCs/>
+              </w:rPr>
+              <w:t xml:space="preserve">Answer choices</w:t>
+            </w:r>
+          </w:p>
+        </w:tc>
+      </w:tr>
+      <w:tr>
+        <w:tc>
+          <w:tcPr>
+            <w:tcW w:type="pct" w:w="50%"/>
+          </w:tcPr>
+          <w:p>
+            <w:r>
+              <w:t xml:space="preserve">____  What was a typical game when one score is a record-breaking outlier?</w:t>
+            </w:r>
+          </w:p>
+        </w:tc>
+        <w:tc>
+          <w:tcPr>
+            <w:tcW w:type="pct" w:w="50%"/>
+          </w:tcPr>
+          <w:p>
+            <w:r>
+              <w:t xml:space="preserve">D. Range</w:t>
+            </w:r>
+          </w:p>
+        </w:tc>
+      </w:tr>
+      <w:tr>
+        <w:tc>
+          <w:tcPr>
+            <w:tcW w:type="pct" w:w="50%"/>
+          </w:tcPr>
+          <w:p>
+            <w:r>
+              <w:t xml:space="preserve">____  Which shoe size do most players wear?</w:t>
+            </w:r>
+          </w:p>
+        </w:tc>
+        <w:tc>
+          <w:tcPr>
+            <w:tcW w:type="pct" w:w="50%"/>
+          </w:tcPr>
+          <w:p>
+            <w:r>
+              <w:t xml:space="preserve">C. Mean</w:t>
+            </w:r>
+          </w:p>
+        </w:tc>
+      </w:tr>
+      <w:tr>
+        <w:tc>
+          <w:tcPr>
+            <w:tcW w:type="pct" w:w="50%"/>
+          </w:tcPr>
+          <w:p>
+            <w:r>
+              <w:t xml:space="preserve">____  On a symmetric, outlier-free set, what is the average score?</w:t>
+            </w:r>
+          </w:p>
+        </w:tc>
+        <w:tc>
+          <w:tcPr>
+            <w:tcW w:type="pct" w:w="50%"/>
+          </w:tcPr>
+          <w:p>
+            <w:r>
+              <w:t xml:space="preserve">B. Mode</w:t>
+            </w:r>
+          </w:p>
+        </w:tc>
+      </w:tr>
+      <w:tr>
+        <w:tc>
+          <w:tcPr>
+            <w:tcW w:type="pct" w:w="50%"/>
+          </w:tcPr>
+          <w:p>
+            <w:r>
+              <w:t xml:space="preserve">____  How far apart are the highest and lowest sprint times?</w:t>
+            </w:r>
+          </w:p>
+        </w:tc>
+        <w:tc>
+          <w:tcPr>
+            <w:tcW w:type="pct" w:w="50%"/>
+          </w:tcPr>
+          <w:p>
+            <w:r>
+              <w:t xml:space="preserve">A. Median</w:t>
+            </w:r>
+          </w:p>
+        </w:tc>
+      </w:tr>
+    </w:tbl>
+    <w:p>
+      <w:pPr>
+        <w:spacing w:after="60" w:before="120"/>
+      </w:pPr>
+      <w:r>
+        <w:rPr>
+          <w:color w:val="BBBBBB"/>
+        </w:rPr>
+        <w:t xml:space="preserve">______________________________________________________________________</w:t>
+      </w:r>
+    </w:p>
+    <w:p>
+      <w:pPr>
+        <w:spacing w:after="80" w:before="0"/>
+      </w:pPr>
+      <w:r>
+        <w:rPr>
+          <w:b/>
+          <w:bCs/>
+        </w:rPr>
+        <w:t xml:space="preserve">10. Sort each measure into whether it describes the CENTER of the data or the SPREAD of the data.</w:t>
+      </w:r>
+    </w:p>
+    <w:p>
+      <w:pPr>
+        <w:spacing w:after="80" w:before="0"/>
+      </w:pPr>
+      <w:r>
+        <w:rPr>
+          <w:i/>
+          <w:iCs/>
+        </w:rPr>
+        <w:t xml:space="preserve">Groups: Measure of Center   |   Measure of Spread</w:t>
+      </w:r>
+    </w:p>
+    <w:p>
+      <w:pPr>
+        <w:spacing w:after="40" w:before="0"/>
+      </w:pPr>
+      <w:r>
+        <w:t xml:space="preserve">   • Mean   → __________________</w:t>
+      </w:r>
+    </w:p>
+    <w:p>
+      <w:pPr>
+        <w:spacing w:after="40" w:before="0"/>
+      </w:pPr>
+      <w:r>
+        <w:t xml:space="preserve">   • Median   → __________________</w:t>
+      </w:r>
+    </w:p>
+    <w:p>
+      <w:pPr>
+        <w:spacing w:after="40" w:before="0"/>
+      </w:pPr>
+      <w:r>
+        <w:t xml:space="preserve">   • Mode   → __________________</w:t>
+      </w:r>
+    </w:p>
+    <w:p>
+      <w:pPr>
+        <w:spacing w:after="40" w:before="0"/>
+      </w:pPr>
+      <w:r>
+        <w:t xml:space="preserve">   • Range   → __________________</w:t>
+      </w:r>
+    </w:p>
+    <w:p>
+      <w:pPr>
+        <w:spacing w:after="40" w:before="0"/>
+      </w:pPr>
+      <w:r>
+        <w:t xml:space="preserve">   • Mean absolute deviation (MAD)   → __________________</w:t>
       </w:r>
     </w:p>
     <w:p>
@@ -1186,10 +1448,22 @@
     </w:p>
     <w:p>
       <w:pPr>
+        <w:spacing w:after="20" w:before="0"/>
+      </w:pPr>
+      <w:r>
+        <w:t xml:space="preserve">     The data is symmetric with no outliers, so the mean (8.7) best represents the typical score.</w:t>
+      </w:r>
+    </w:p>
+    <w:p>
+      <w:pPr>
         <w:spacing w:after="80" w:before="0"/>
       </w:pPr>
       <w:r>
-        <w:t xml:space="preserve">     The data is symmetric with no outliers, so the mean (8.7) best represents the typical score.</w:t>
+        <w:rPr>
+          <w:i/>
+          <w:iCs/>
+        </w:rPr>
+        <w:t xml:space="preserve">     Watch for: A common mistake in Appropriate Measures is skipping the key idea: "Use the mean for data with no outliers; use the median when an outlier or a skewed shape would pull the mean away from typical." — always check your work against this rule before you submit.</w:t>
       </w:r>
     </w:p>
     <w:p>
@@ -1206,10 +1480,22 @@
     </w:p>
     <w:p>
       <w:pPr>
+        <w:spacing w:after="20" w:before="0"/>
+      </w:pPr>
+      <w:r>
+        <w:t xml:space="preserve">     The 12:00 is an outlier that pulls the mean up. The median (7:15) better represents the runner's typical time.</w:t>
+      </w:r>
+    </w:p>
+    <w:p>
+      <w:pPr>
         <w:spacing w:after="80" w:before="0"/>
       </w:pPr>
       <w:r>
-        <w:t xml:space="preserve">     The 12:00 is an outlier that pulls the mean up. The median (7:15) better represents the runner's typical time.</w:t>
+        <w:rPr>
+          <w:i/>
+          <w:iCs/>
+        </w:rPr>
+        <w:t xml:space="preserve">     Watch for: A common mistake in Appropriate Measures is skipping the key idea: "Use the mean for data with no outliers; use the median when an outlier or a skewed shape would pull the mean away from typical." — always check your work against this rule before you submit.</w:t>
       </w:r>
     </w:p>
     <w:p>
@@ -1226,10 +1512,22 @@
     </w:p>
     <w:p>
       <w:pPr>
+        <w:spacing w:after="20" w:before="0"/>
+      </w:pPr>
+      <w:r>
+        <w:t xml:space="preserve">     The .110 is an outlier that pulls the mean down to .260. The median (.2875) better represents typical performance because it isn't affected by the extreme value.</w:t>
+      </w:r>
+    </w:p>
+    <w:p>
+      <w:pPr>
         <w:spacing w:after="80" w:before="0"/>
       </w:pPr>
       <w:r>
-        <w:t xml:space="preserve">     The .110 is an outlier that pulls the mean down to .260. The median (.2875) better represents typical performance because it isn't affected by the extreme value.</w:t>
+        <w:rPr>
+          <w:i/>
+          <w:iCs/>
+        </w:rPr>
+        <w:t xml:space="preserve">     Watch for: A common mistake in Appropriate Measures is skipping the key idea: "Use the mean for data with no outliers; use the median when an outlier or a skewed shape would pull the mean away from typical." — always check your work against this rule before you submit.</w:t>
       </w:r>
     </w:p>
     <w:p>
@@ -1325,7 +1623,43 @@
           <w:b/>
           <w:bCs/>
         </w:rPr>
-        <w:t xml:space="preserve">5. A. Median</w:t>
+        <w:t xml:space="preserve">5. onLevel — Spot the Common Mistake</w:t>
+      </w:r>
+    </w:p>
+    <w:p>
+      <w:pPr>
+        <w:spacing w:after="20" w:before="0"/>
+      </w:pPr>
+      <w:r>
+        <w:t xml:space="preserve">     The mistake is in Step 2.</w:t>
+      </w:r>
+    </w:p>
+    <w:p>
+      <w:pPr>
+        <w:spacing w:after="20" w:before="0"/>
+      </w:pPr>
+      <w:r>
+        <w:t xml:space="preserve">     Correct work: Follow the key idea: Use the mean for data with no outliers; use the median when an outlier or a skewed shape would pull the mean away from typical.</w:t>
+      </w:r>
+    </w:p>
+    <w:p>
+      <w:pPr>
+        <w:spacing w:after="40" w:before="0"/>
+      </w:pPr>
+      <w:r>
+        <w:rPr>
+          <w:b/>
+          <w:bCs/>
+        </w:rPr>
+        <w:t xml:space="preserve">6. A. Median, because 58 is an outlier that pulls the mean up</w:t>
+      </w:r>
+    </w:p>
+    <w:p>
+      <w:pPr>
+        <w:spacing w:after="20" w:before="0"/>
+      </w:pPr>
+      <w:r>
+        <w:t xml:space="preserve">     The 58-point game is an outlier. It pulls the mean above 5 of the 6 games, so the median (16) better shows a typical game.</w:t>
       </w:r>
     </w:p>
     <w:p>
@@ -1333,19 +1667,31 @@
         <w:spacing w:after="80" w:before="0"/>
       </w:pPr>
       <w:r>
-        <w:t xml:space="preserve">     The median is resistant to outliers, so it better represents typical values.</w:t>
-      </w:r>
-    </w:p>
-    <w:p>
-      <w:pPr>
-        <w:spacing w:after="40" w:before="0"/>
-      </w:pPr>
-      <w:r>
-        <w:rPr>
-          <w:b/>
-          <w:bCs/>
-        </w:rPr>
-        <w:t xml:space="preserve">6. A. Mean absolute deviation</w:t>
+        <w:rPr>
+          <w:i/>
+          <w:iCs/>
+        </w:rPr>
+        <w:t xml:space="preserve">     Watch for: A common mistake in Appropriate Measures is skipping the key idea: "Use the mean for data with no outliers; use the median when an outlier or a skewed shape would pull the mean away from typical." — always check your work against this rule before you submit.</w:t>
+      </w:r>
+    </w:p>
+    <w:p>
+      <w:pPr>
+        <w:spacing w:after="40" w:before="0"/>
+      </w:pPr>
+      <w:r>
+        <w:rPr>
+          <w:b/>
+          <w:bCs/>
+        </w:rPr>
+        <w:t xml:space="preserve">7. A. Mode, because it names the value that appears most</w:t>
+      </w:r>
+    </w:p>
+    <w:p>
+      <w:pPr>
+        <w:spacing w:after="20" w:before="0"/>
+      </w:pPr>
+      <w:r>
+        <w:t xml:space="preserve">     The mode is the value that shows up most often. Here size M appears 4 times, so the mode (M) tells the manager what to order most.</w:t>
       </w:r>
     </w:p>
     <w:p>
@@ -1353,19 +1699,31 @@
         <w:spacing w:after="80" w:before="0"/>
       </w:pPr>
       <w:r>
-        <w:t xml:space="preserve">     MAD measures spread around the mean.</w:t>
-      </w:r>
-    </w:p>
-    <w:p>
-      <w:pPr>
-        <w:spacing w:after="40" w:before="0"/>
-      </w:pPr>
-      <w:r>
-        <w:rPr>
-          <w:b/>
-          <w:bCs/>
-        </w:rPr>
-        <w:t xml:space="preserve">7. A. The score of 12 is an outlier that pulls the mean down</w:t>
+        <w:rPr>
+          <w:i/>
+          <w:iCs/>
+        </w:rPr>
+        <w:t xml:space="preserve">     Watch for: A common mistake in Appropriate Measures is skipping the key idea: "Use the mean for data with no outliers; use the median when an outlier or a skewed shape would pull the mean away from typical." — always check your work against this rule before you submit.</w:t>
+      </w:r>
+    </w:p>
+    <w:p>
+      <w:pPr>
+        <w:spacing w:after="40" w:before="0"/>
+      </w:pPr>
+      <w:r>
+        <w:rPr>
+          <w:b/>
+          <w:bCs/>
+        </w:rPr>
+        <w:t xml:space="preserve">8. A. Range, because it is the highest minus the lowest value</w:t>
+      </w:r>
+    </w:p>
+    <w:p>
+      <w:pPr>
+        <w:spacing w:after="20" w:before="0"/>
+      </w:pPr>
+      <w:r>
+        <w:t xml:space="preserve">     Range = max − min = 18 − 6 = 12. Because it uses only the two most extreme values, one outlier (18) changes the range a lot.</w:t>
       </w:r>
     </w:p>
     <w:p>
@@ -1373,27 +1731,123 @@
         <w:spacing w:after="80" w:before="0"/>
       </w:pPr>
       <w:r>
-        <w:t xml:space="preserve">     The outlier 12 lowers the mean a lot, but the median stays near the typical scores.</w:t>
-      </w:r>
-    </w:p>
-    <w:p>
-      <w:pPr>
-        <w:spacing w:after="40" w:before="0"/>
-      </w:pPr>
-      <w:r>
-        <w:rPr>
-          <w:b/>
-          <w:bCs/>
-        </w:rPr>
-        <w:t xml:space="preserve">8. A. Mean</w:t>
-      </w:r>
-    </w:p>
-    <w:p>
-      <w:pPr>
-        <w:spacing w:after="80" w:before="0"/>
-      </w:pPr>
-      <w:r>
-        <w:t xml:space="preserve">     With no outliers, the mean represents the data well.</w:t>
+        <w:rPr>
+          <w:i/>
+          <w:iCs/>
+        </w:rPr>
+        <w:t xml:space="preserve">     Watch for: A common mistake in Appropriate Measures is skipping the key idea: "Use the mean for data with no outliers; use the median when an outlier or a skewed shape would pull the mean away from typical." — always check your work against this rule before you submit.</w:t>
+      </w:r>
+    </w:p>
+    <w:p>
+      <w:pPr>
+        <w:spacing w:after="40" w:before="0"/>
+      </w:pPr>
+      <w:r>
+        <w:rPr>
+          <w:b/>
+          <w:bCs/>
+        </w:rPr>
+        <w:t xml:space="preserve">9. Matches:</w:t>
+      </w:r>
+    </w:p>
+    <w:p>
+      <w:pPr>
+        <w:spacing w:after="20" w:before="0"/>
+      </w:pPr>
+      <w:r>
+        <w:t xml:space="preserve">     What was a typical game when one score is a record-breaking outlier? → Median</w:t>
+      </w:r>
+    </w:p>
+    <w:p>
+      <w:pPr>
+        <w:spacing w:after="20" w:before="0"/>
+      </w:pPr>
+      <w:r>
+        <w:t xml:space="preserve">     Which shoe size do most players wear? → Mode</w:t>
+      </w:r>
+    </w:p>
+    <w:p>
+      <w:pPr>
+        <w:spacing w:after="20" w:before="0"/>
+      </w:pPr>
+      <w:r>
+        <w:t xml:space="preserve">     On a symmetric, outlier-free set, what is the average score? → Mean</w:t>
+      </w:r>
+    </w:p>
+    <w:p>
+      <w:pPr>
+        <w:spacing w:after="20" w:before="0"/>
+      </w:pPr>
+      <w:r>
+        <w:t xml:space="preserve">     How far apart are the highest and lowest sprint times? → Range</w:t>
+      </w:r>
+    </w:p>
+    <w:p>
+      <w:pPr>
+        <w:spacing w:after="40" w:before="0"/>
+      </w:pPr>
+      <w:r>
+        <w:t xml:space="preserve"/>
+      </w:r>
+    </w:p>
+    <w:p>
+      <w:pPr>
+        <w:spacing w:after="40" w:before="0"/>
+      </w:pPr>
+      <w:r>
+        <w:rPr>
+          <w:b/>
+          <w:bCs/>
+        </w:rPr>
+        <w:t xml:space="preserve">10. Correct groups:</w:t>
+      </w:r>
+    </w:p>
+    <w:p>
+      <w:pPr>
+        <w:spacing w:after="20" w:before="0"/>
+      </w:pPr>
+      <w:r>
+        <w:t xml:space="preserve">     Mean → Measure of Center</w:t>
+      </w:r>
+    </w:p>
+    <w:p>
+      <w:pPr>
+        <w:spacing w:after="20" w:before="0"/>
+      </w:pPr>
+      <w:r>
+        <w:t xml:space="preserve">     Median → Measure of Center</w:t>
+      </w:r>
+    </w:p>
+    <w:p>
+      <w:pPr>
+        <w:spacing w:after="20" w:before="0"/>
+      </w:pPr>
+      <w:r>
+        <w:t xml:space="preserve">     Mode → Measure of Center</w:t>
+      </w:r>
+    </w:p>
+    <w:p>
+      <w:pPr>
+        <w:spacing w:after="20" w:before="0"/>
+      </w:pPr>
+      <w:r>
+        <w:t xml:space="preserve">     Range → Measure of Spread</w:t>
+      </w:r>
+    </w:p>
+    <w:p>
+      <w:pPr>
+        <w:spacing w:after="20" w:before="0"/>
+      </w:pPr>
+      <w:r>
+        <w:t xml:space="preserve">     Mean absolute deviation (MAD) → Measure of Spread</w:t>
+      </w:r>
+    </w:p>
+    <w:p>
+      <w:pPr>
+        <w:spacing w:after="40" w:before="0"/>
+      </w:pPr>
+      <w:r>
+        <w:t xml:space="preserve"/>
       </w:r>
     </w:p>
     <w:sectPr>

--- a/lessons/8-4/homework.docx
+++ b/lessons/8-4/homework.docx
@@ -943,31 +943,39 @@
           <w:b/>
           <w:bCs/>
         </w:rPr>
-        <w:t xml:space="preserve">5. onLevel — Spot the Common Mistake</w:t>
-      </w:r>
-    </w:p>
-    <w:p>
-      <w:pPr>
-        <w:spacing w:after="40" w:before="0"/>
-      </w:pPr>
-      <w:r>
-        <w:t xml:space="preserve">   Step 1 (Read): A student is working on Appropriate Measures.</w:t>
-      </w:r>
-    </w:p>
-    <w:p>
-      <w:pPr>
-        <w:spacing w:after="40" w:before="0"/>
-      </w:pPr>
-      <w:r>
-        <w:t xml:space="preserve">   Step 2 (Attempt): They ignored the rule: Use the mean for data with no outliers; use the median when an outlier or a skewed shape would pull the mean away from typical.</w:t>
-      </w:r>
-    </w:p>
-    <w:p>
-      <w:pPr>
-        <w:spacing w:after="40" w:before="0"/>
-      </w:pPr>
-      <w:r>
-        <w:t xml:space="preserve">   Step 3 (Check): The answer does not match the math rule from class.</w:t>
+        <w:t xml:space="preserve">5. Spot the Mistake — Choosing the Mean Despite an Outlier</w:t>
+      </w:r>
+    </w:p>
+    <w:p>
+      <w:pPr>
+        <w:spacing w:after="40" w:before="0"/>
+      </w:pPr>
+      <w:r>
+        <w:t xml:space="preserve">   Step 1 (Data): A receiver's catches per game: 12, 14, 13, 15, 11, 60 (the 60 was a record-setting playoff game).</w:t>
+      </w:r>
+    </w:p>
+    <w:p>
+      <w:pPr>
+        <w:spacing w:after="40" w:before="0"/>
+      </w:pPr>
+      <w:r>
+        <w:t xml:space="preserve">   Step 2 (Find the mean): Sum = 125, Count = 6, Mean = 125 ÷ 6 ≈ 20.8.</w:t>
+      </w:r>
+    </w:p>
+    <w:p>
+      <w:pPr>
+        <w:spacing w:after="40" w:before="0"/>
+      </w:pPr>
+      <w:r>
+        <w:t xml:space="preserve">   Step 3 (Find the median): Ordered: 11, 12, 13, 14, 15, 60 → Median = (13 + 14) ÷ 2 = 13.5.</w:t>
+      </w:r>
+    </w:p>
+    <w:p>
+      <w:pPr>
+        <w:spacing w:after="40" w:before="0"/>
+      </w:pPr>
+      <w:r>
+        <w:t xml:space="preserve">   Step 4 (Choose a measure): The student reports the mean (≈ 20.8) as the typical number of catches because it uses every game.</w:t>
       </w:r>
     </w:p>
     <w:p>
@@ -1463,7 +1471,7 @@
           <w:i/>
           <w:iCs/>
         </w:rPr>
-        <w:t xml:space="preserve">     Watch for: A common mistake in Appropriate Measures is skipping the key idea: "Use the mean for data with no outliers; use the median when an outlier or a skewed shape would pull the mean away from typical." — always check your work against this rule before you submit.</w:t>
+        <w:t xml:space="preserve">     Watch for: A common mistake in Appropriate Measures is defaulting to the mean just because "it uses all the data," without first checking whether an outlier or skewed shape is present. For example, given a player's points per game 14, 16, 15, 17, 16, 58, a student calculates the mean (136 ÷ 6 ≈ 22.7) and reports that as the typical game — but 58 is far from the cluster of 14–17, so it pulls the mean above 5 of the 6 games. The median (16) actually represents a typical game here. Before choosing a measure, always scan the data for an outlier or a long tail first: only use the mean once you've confirmed the data has neither.</w:t>
       </w:r>
     </w:p>
     <w:p>
@@ -1495,7 +1503,7 @@
           <w:i/>
           <w:iCs/>
         </w:rPr>
-        <w:t xml:space="preserve">     Watch for: A common mistake in Appropriate Measures is skipping the key idea: "Use the mean for data with no outliers; use the median when an outlier or a skewed shape would pull the mean away from typical." — always check your work against this rule before you submit.</w:t>
+        <w:t xml:space="preserve">     Watch for: A common mistake in Appropriate Measures is defaulting to the mean just because "it uses all the data," without first checking whether an outlier or skewed shape is present. For example, given a player's points per game 14, 16, 15, 17, 16, 58, a student calculates the mean (136 ÷ 6 ≈ 22.7) and reports that as the typical game — but 58 is far from the cluster of 14–17, so it pulls the mean above 5 of the 6 games. The median (16) actually represents a typical game here. Before choosing a measure, always scan the data for an outlier or a long tail first: only use the mean once you've confirmed the data has neither.</w:t>
       </w:r>
     </w:p>
     <w:p>
@@ -1527,7 +1535,7 @@
           <w:i/>
           <w:iCs/>
         </w:rPr>
-        <w:t xml:space="preserve">     Watch for: A common mistake in Appropriate Measures is skipping the key idea: "Use the mean for data with no outliers; use the median when an outlier or a skewed shape would pull the mean away from typical." — always check your work against this rule before you submit.</w:t>
+        <w:t xml:space="preserve">     Watch for: A common mistake in Appropriate Measures is defaulting to the mean just because "it uses all the data," without first checking whether an outlier or skewed shape is present. For example, given a player's points per game 14, 16, 15, 17, 16, 58, a student calculates the mean (136 ÷ 6 ≈ 22.7) and reports that as the typical game — but 58 is far from the cluster of 14–17, so it pulls the mean above 5 of the 6 games. The median (16) actually represents a typical game here. Before choosing a measure, always scan the data for an outlier or a long tail first: only use the mean once you've confirmed the data has neither.</w:t>
       </w:r>
     </w:p>
     <w:p>
@@ -1623,23 +1631,23 @@
           <w:b/>
           <w:bCs/>
         </w:rPr>
-        <w:t xml:space="preserve">5. onLevel — Spot the Common Mistake</w:t>
-      </w:r>
-    </w:p>
-    <w:p>
-      <w:pPr>
-        <w:spacing w:after="20" w:before="0"/>
-      </w:pPr>
-      <w:r>
-        <w:t xml:space="preserve">     The mistake is in Step 2.</w:t>
-      </w:r>
-    </w:p>
-    <w:p>
-      <w:pPr>
-        <w:spacing w:after="20" w:before="0"/>
-      </w:pPr>
-      <w:r>
-        <w:t xml:space="preserve">     Correct work: Follow the key idea: Use the mean for data with no outliers; use the median when an outlier or a skewed shape would pull the mean away from typical.</w:t>
+        <w:t xml:space="preserve">5. Spot the Mistake — Choosing the Mean Despite an Outlier</w:t>
+      </w:r>
+    </w:p>
+    <w:p>
+      <w:pPr>
+        <w:spacing w:after="20" w:before="0"/>
+      </w:pPr>
+      <w:r>
+        <w:t xml:space="preserve">     The mistake is in Step 4.</w:t>
+      </w:r>
+    </w:p>
+    <w:p>
+      <w:pPr>
+        <w:spacing w:after="20" w:before="0"/>
+      </w:pPr>
+      <w:r>
+        <w:t xml:space="preserve">     Correct work: The student should report the median (13.5), not the mean. The 60-catch game is an outlier that pulls the mean up to about 20.8 — higher than 5 of the 6 games. The median (13.5) is resistant to that outlier and better represents a typical game.</w:t>
       </w:r>
     </w:p>
     <w:p>
@@ -1671,7 +1679,7 @@
           <w:i/>
           <w:iCs/>
         </w:rPr>
-        <w:t xml:space="preserve">     Watch for: A common mistake in Appropriate Measures is skipping the key idea: "Use the mean for data with no outliers; use the median when an outlier or a skewed shape would pull the mean away from typical." — always check your work against this rule before you submit.</w:t>
+        <w:t xml:space="preserve">     Watch for: A common mistake in Appropriate Measures is defaulting to the mean just because "it uses all the data," without first checking whether an outlier or skewed shape is present. For example, given a player's points per game 14, 16, 15, 17, 16, 58, a student calculates the mean (136 ÷ 6 ≈ 22.7) and reports that as the typical game — but 58 is far from the cluster of 14–17, so it pulls the mean above 5 of the 6 games. The median (16) actually represents a typical game here. Before choosing a measure, always scan the data for an outlier or a long tail first: only use the mean once you've confirmed the data has neither.</w:t>
       </w:r>
     </w:p>
     <w:p>
@@ -1703,7 +1711,7 @@
           <w:i/>
           <w:iCs/>
         </w:rPr>
-        <w:t xml:space="preserve">     Watch for: A common mistake in Appropriate Measures is skipping the key idea: "Use the mean for data with no outliers; use the median when an outlier or a skewed shape would pull the mean away from typical." — always check your work against this rule before you submit.</w:t>
+        <w:t xml:space="preserve">     Watch for: A common mistake in Appropriate Measures is defaulting to the mean just because "it uses all the data," without first checking whether an outlier or skewed shape is present. For example, given a player's points per game 14, 16, 15, 17, 16, 58, a student calculates the mean (136 ÷ 6 ≈ 22.7) and reports that as the typical game — but 58 is far from the cluster of 14–17, so it pulls the mean above 5 of the 6 games. The median (16) actually represents a typical game here. Before choosing a measure, always scan the data for an outlier or a long tail first: only use the mean once you've confirmed the data has neither.</w:t>
       </w:r>
     </w:p>
     <w:p>
@@ -1735,7 +1743,7 @@
           <w:i/>
           <w:iCs/>
         </w:rPr>
-        <w:t xml:space="preserve">     Watch for: A common mistake in Appropriate Measures is skipping the key idea: "Use the mean for data with no outliers; use the median when an outlier or a skewed shape would pull the mean away from typical." — always check your work against this rule before you submit.</w:t>
+        <w:t xml:space="preserve">     Watch for: A common mistake in Appropriate Measures is defaulting to the mean just because "it uses all the data," without first checking whether an outlier or skewed shape is present. For example, given a player's points per game 14, 16, 15, 17, 16, 58, a student calculates the mean (136 ÷ 6 ≈ 22.7) and reports that as the typical game — but 58 is far from the cluster of 14–17, so it pulls the mean above 5 of the 6 games. The median (16) actually represents a typical game here. Before choosing a measure, always scan the data for an outlier or a long tail first: only use the mean once you've confirmed the data has neither.</w:t>
       </w:r>
     </w:p>
     <w:p>

--- a/lessons/8-4/homework.docx
+++ b/lessons/8-4/homework.docx
@@ -12,7 +12,7 @@
           <w:b/>
           <w:bCs/>
         </w:rPr>
-        <w:t xml:space="preserve">Appropriate Measures — Homework</w:t>
+        <w:t xml:space="preserve">Write Inequalities — Homework</w:t>
       </w:r>
     </w:p>
     <w:p>
@@ -24,7 +24,7 @@
           <w:i/>
           <w:iCs/>
         </w:rPr>
-        <w:t xml:space="preserve">Lesson 8-4  •  Standard 6.DS.6d</w:t>
+        <w:t xml:space="preserve">Lesson 7-4  •  Standard 6.AT.9</w:t>
       </w:r>
     </w:p>
     <w:p>
@@ -80,7 +80,7 @@
         <w:spacing w:after="60" w:before="0"/>
       </w:pPr>
       <w:r>
-        <w:t xml:space="preserve">Content: I can choose the best measure of center for a data set based on its shape.</w:t>
+        <w:t xml:space="preserve">Content: I can write inequalities to represent real-world situations.</w:t>
       </w:r>
     </w:p>
     <w:p>
@@ -88,7 +88,7 @@
         <w:spacing w:after="60" w:before="0"/>
       </w:pPr>
       <w:r>
-        <w:t xml:space="preserve">Language: I can explain my choice using the words mean, median, outlier, and skewed.</w:t>
+        <w:t xml:space="preserve">Language: I can explain my inequality using the words inequality, greater than, less than, and at least / at most.</w:t>
       </w:r>
     </w:p>
     <w:p>
@@ -161,10 +161,199 @@
           <w:b/>
           <w:bCs/>
         </w:rPr>
-        <w:t xml:space="preserve">Mean (Media)</w:t>
-      </w:r>
-      <w:r>
-        <w:t xml:space="preserve"> — The average. Add all the numbers, then divide by how many there are.</w:t>
+        <w:t xml:space="preserve">Inequality (Desigualdad)</w:t>
+      </w:r>
+      <w:r>
+        <w:t xml:space="preserve"> — A math sentence that compares two sides with &lt;, &gt;, ≤, or ≥.</w:t>
+      </w:r>
+    </w:p>
+    <w:p>
+      <w:pPr>
+        <w:keepNext/>
+        <w:spacing w:after="20" w:before="80"/>
+        <w:jc w:val="center"/>
+      </w:pPr>
+      <w:r>
+        <w:drawing>
+          <wp:inline distT="0" distB="0" distL="0" distR="0">
+            <wp:extent cx="1047750" cy="790575"/>
+            <wp:effectExtent t="0" r="0" b="0" l="0"/>
+            <wp:docPr id="1" name="" descr="" title=""/>
+            <wp:cNvGraphicFramePr>
+              <a:graphicFrameLocks xmlns:a="http://schemas.openxmlformats.org/drawingml/2006/main" noChangeAspect="1"/>
+            </wp:cNvGraphicFramePr>
+            <a:graphic xmlns:a="http://schemas.openxmlformats.org/drawingml/2006/main">
+              <a:graphicData uri="http://schemas.openxmlformats.org/drawingml/2006/picture">
+                <pic:pic xmlns:pic="http://schemas.openxmlformats.org/drawingml/2006/picture">
+                  <pic:nvPicPr>
+                    <pic:cNvPr id="0" name="" descr=""/>
+                    <pic:cNvPicPr>
+                      <a:picLocks noChangeAspect="1" noChangeArrowheads="1"/>
+                    </pic:cNvPicPr>
+                  </pic:nvPicPr>
+                  <pic:blipFill>
+                    <a:blip r:embed="rId7" cstate="none"/>
+                    <a:srcRect/>
+                    <a:stretch>
+                      <a:fillRect/>
+                    </a:stretch>
+                  </pic:blipFill>
+                  <pic:spPr bwMode="auto">
+                    <a:xfrm>
+                      <a:off x="0" y="0"/>
+                      <a:ext cx="1047750" cy="790575"/>
+                    </a:xfrm>
+                    <a:prstGeom prst="rect">
+                      <a:avLst/>
+                    </a:prstGeom>
+                  </pic:spPr>
+                </pic:pic>
+              </a:graphicData>
+            </a:graphic>
+          </wp:inline>
+        </w:drawing>
+      </w:r>
+    </w:p>
+    <w:p>
+      <w:pPr>
+        <w:keepNext/>
+        <w:spacing w:after="120"/>
+      </w:pPr>
+      <w:r>
+        <w:rPr>
+          <w:b/>
+          <w:bCs/>
+        </w:rPr>
+        <w:t xml:space="preserve">Greater than (Mayor que)</w:t>
+      </w:r>
+      <w:r>
+        <w:t xml:space="preserve"> — The &gt; sign, showing one number is bigger.</w:t>
+      </w:r>
+    </w:p>
+    <w:p>
+      <w:pPr>
+        <w:keepNext/>
+        <w:spacing w:after="20" w:before="80"/>
+        <w:jc w:val="center"/>
+      </w:pPr>
+      <w:r>
+        <w:drawing>
+          <wp:inline distT="0" distB="0" distL="0" distR="0">
+            <wp:extent cx="1047750" cy="790575"/>
+            <wp:effectExtent t="0" r="0" b="0" l="0"/>
+            <wp:docPr id="1" name="" descr="" title=""/>
+            <wp:cNvGraphicFramePr>
+              <a:graphicFrameLocks xmlns:a="http://schemas.openxmlformats.org/drawingml/2006/main" noChangeAspect="1"/>
+            </wp:cNvGraphicFramePr>
+            <a:graphic xmlns:a="http://schemas.openxmlformats.org/drawingml/2006/main">
+              <a:graphicData uri="http://schemas.openxmlformats.org/drawingml/2006/picture">
+                <pic:pic xmlns:pic="http://schemas.openxmlformats.org/drawingml/2006/picture">
+                  <pic:nvPicPr>
+                    <pic:cNvPr id="0" name="" descr=""/>
+                    <pic:cNvPicPr>
+                      <a:picLocks noChangeAspect="1" noChangeArrowheads="1"/>
+                    </pic:cNvPicPr>
+                  </pic:nvPicPr>
+                  <pic:blipFill>
+                    <a:blip r:embed="rId7" cstate="none"/>
+                    <a:srcRect/>
+                    <a:stretch>
+                      <a:fillRect/>
+                    </a:stretch>
+                  </pic:blipFill>
+                  <pic:spPr bwMode="auto">
+                    <a:xfrm>
+                      <a:off x="0" y="0"/>
+                      <a:ext cx="1047750" cy="790575"/>
+                    </a:xfrm>
+                    <a:prstGeom prst="rect">
+                      <a:avLst/>
+                    </a:prstGeom>
+                  </pic:spPr>
+                </pic:pic>
+              </a:graphicData>
+            </a:graphic>
+          </wp:inline>
+        </w:drawing>
+      </w:r>
+    </w:p>
+    <w:p>
+      <w:pPr>
+        <w:keepNext/>
+        <w:spacing w:after="120"/>
+      </w:pPr>
+      <w:r>
+        <w:rPr>
+          <w:b/>
+          <w:bCs/>
+        </w:rPr>
+        <w:t xml:space="preserve">Less than (Menor que)</w:t>
+      </w:r>
+      <w:r>
+        <w:t xml:space="preserve"> — The &lt; sign, showing one number is smaller.</w:t>
+      </w:r>
+    </w:p>
+    <w:p>
+      <w:pPr>
+        <w:keepNext/>
+        <w:spacing w:after="20" w:before="80"/>
+        <w:jc w:val="center"/>
+      </w:pPr>
+      <w:r>
+        <w:drawing>
+          <wp:inline distT="0" distB="0" distL="0" distR="0">
+            <wp:extent cx="1047750" cy="790575"/>
+            <wp:effectExtent t="0" r="0" b="0" l="0"/>
+            <wp:docPr id="1" name="" descr="" title=""/>
+            <wp:cNvGraphicFramePr>
+              <a:graphicFrameLocks xmlns:a="http://schemas.openxmlformats.org/drawingml/2006/main" noChangeAspect="1"/>
+            </wp:cNvGraphicFramePr>
+            <a:graphic xmlns:a="http://schemas.openxmlformats.org/drawingml/2006/main">
+              <a:graphicData uri="http://schemas.openxmlformats.org/drawingml/2006/picture">
+                <pic:pic xmlns:pic="http://schemas.openxmlformats.org/drawingml/2006/picture">
+                  <pic:nvPicPr>
+                    <pic:cNvPr id="0" name="" descr=""/>
+                    <pic:cNvPicPr>
+                      <a:picLocks noChangeAspect="1" noChangeArrowheads="1"/>
+                    </pic:cNvPicPr>
+                  </pic:nvPicPr>
+                  <pic:blipFill>
+                    <a:blip r:embed="rId7" cstate="none"/>
+                    <a:srcRect/>
+                    <a:stretch>
+                      <a:fillRect/>
+                    </a:stretch>
+                  </pic:blipFill>
+                  <pic:spPr bwMode="auto">
+                    <a:xfrm>
+                      <a:off x="0" y="0"/>
+                      <a:ext cx="1047750" cy="790575"/>
+                    </a:xfrm>
+                    <a:prstGeom prst="rect">
+                      <a:avLst/>
+                    </a:prstGeom>
+                  </pic:spPr>
+                </pic:pic>
+              </a:graphicData>
+            </a:graphic>
+          </wp:inline>
+        </w:drawing>
+      </w:r>
+    </w:p>
+    <w:p>
+      <w:pPr>
+        <w:keepNext/>
+        <w:spacing w:after="120"/>
+      </w:pPr>
+      <w:r>
+        <w:rPr>
+          <w:b/>
+          <w:bCs/>
+        </w:rPr>
+        <w:t xml:space="preserve">At least / At most (Al menos / A lo más)</w:t>
+      </w:r>
+      <w:r>
+        <w:t xml:space="preserve"> — 'At least' means ≥. 'At most' means ≤.</w:t>
       </w:r>
     </w:p>
     <w:p>
@@ -224,10 +413,10 @@
           <w:b/>
           <w:bCs/>
         </w:rPr>
-        <w:t xml:space="preserve">Median (Mediana)</w:t>
-      </w:r>
-      <w:r>
-        <w:t xml:space="preserve"> — The middle number when you put them in order.</w:t>
+        <w:t xml:space="preserve">Variable (Variable)</w:t>
+      </w:r>
+      <w:r>
+        <w:t xml:space="preserve"> — A letter that stands for an unknown number.</w:t>
       </w:r>
     </w:p>
     <w:p>
@@ -255,7 +444,7 @@
                     </pic:cNvPicPr>
                   </pic:nvPicPr>
                   <pic:blipFill>
-                    <a:blip r:embed="rId9" cstate="none"/>
+                    <a:blip r:embed="rId7" cstate="none"/>
                     <a:srcRect/>
                     <a:stretch>
                       <a:fillRect/>
@@ -287,199 +476,10 @@
           <w:b/>
           <w:bCs/>
         </w:rPr>
-        <w:t xml:space="preserve">Outlier (Valor atípico)</w:t>
-      </w:r>
-      <w:r>
-        <w:t xml:space="preserve"> — A number that is much bigger or smaller than the rest.</w:t>
-      </w:r>
-    </w:p>
-    <w:p>
-      <w:pPr>
-        <w:keepNext/>
-        <w:spacing w:after="20" w:before="80"/>
-        <w:jc w:val="center"/>
-      </w:pPr>
-      <w:r>
-        <w:drawing>
-          <wp:inline distT="0" distB="0" distL="0" distR="0">
-            <wp:extent cx="1047750" cy="790575"/>
-            <wp:effectExtent t="0" r="0" b="0" l="0"/>
-            <wp:docPr id="1" name="" descr="" title=""/>
-            <wp:cNvGraphicFramePr>
-              <a:graphicFrameLocks xmlns:a="http://schemas.openxmlformats.org/drawingml/2006/main" noChangeAspect="1"/>
-            </wp:cNvGraphicFramePr>
-            <a:graphic xmlns:a="http://schemas.openxmlformats.org/drawingml/2006/main">
-              <a:graphicData uri="http://schemas.openxmlformats.org/drawingml/2006/picture">
-                <pic:pic xmlns:pic="http://schemas.openxmlformats.org/drawingml/2006/picture">
-                  <pic:nvPicPr>
-                    <pic:cNvPr id="0" name="" descr=""/>
-                    <pic:cNvPicPr>
-                      <a:picLocks noChangeAspect="1" noChangeArrowheads="1"/>
-                    </pic:cNvPicPr>
-                  </pic:nvPicPr>
-                  <pic:blipFill>
-                    <a:blip r:embed="rId10" cstate="none"/>
-                    <a:srcRect/>
-                    <a:stretch>
-                      <a:fillRect/>
-                    </a:stretch>
-                  </pic:blipFill>
-                  <pic:spPr bwMode="auto">
-                    <a:xfrm>
-                      <a:off x="0" y="0"/>
-                      <a:ext cx="1047750" cy="790575"/>
-                    </a:xfrm>
-                    <a:prstGeom prst="rect">
-                      <a:avLst/>
-                    </a:prstGeom>
-                  </pic:spPr>
-                </pic:pic>
-              </a:graphicData>
-            </a:graphic>
-          </wp:inline>
-        </w:drawing>
-      </w:r>
-    </w:p>
-    <w:p>
-      <w:pPr>
-        <w:keepNext/>
-        <w:spacing w:after="120"/>
-      </w:pPr>
-      <w:r>
-        <w:rPr>
-          <w:b/>
-          <w:bCs/>
-        </w:rPr>
-        <w:t xml:space="preserve">Skewed (Sesgado)</w:t>
-      </w:r>
-      <w:r>
-        <w:t xml:space="preserve"> — When most data sits on one side with a tail on the other.</w:t>
-      </w:r>
-    </w:p>
-    <w:p>
-      <w:pPr>
-        <w:keepNext/>
-        <w:spacing w:after="20" w:before="80"/>
-        <w:jc w:val="center"/>
-      </w:pPr>
-      <w:r>
-        <w:drawing>
-          <wp:inline distT="0" distB="0" distL="0" distR="0">
-            <wp:extent cx="1047750" cy="790575"/>
-            <wp:effectExtent t="0" r="0" b="0" l="0"/>
-            <wp:docPr id="1" name="" descr="" title=""/>
-            <wp:cNvGraphicFramePr>
-              <a:graphicFrameLocks xmlns:a="http://schemas.openxmlformats.org/drawingml/2006/main" noChangeAspect="1"/>
-            </wp:cNvGraphicFramePr>
-            <a:graphic xmlns:a="http://schemas.openxmlformats.org/drawingml/2006/main">
-              <a:graphicData uri="http://schemas.openxmlformats.org/drawingml/2006/picture">
-                <pic:pic xmlns:pic="http://schemas.openxmlformats.org/drawingml/2006/picture">
-                  <pic:nvPicPr>
-                    <pic:cNvPr id="0" name="" descr=""/>
-                    <pic:cNvPicPr>
-                      <a:picLocks noChangeAspect="1" noChangeArrowheads="1"/>
-                    </pic:cNvPicPr>
-                  </pic:nvPicPr>
-                  <pic:blipFill>
-                    <a:blip r:embed="rId11" cstate="none"/>
-                    <a:srcRect/>
-                    <a:stretch>
-                      <a:fillRect/>
-                    </a:stretch>
-                  </pic:blipFill>
-                  <pic:spPr bwMode="auto">
-                    <a:xfrm>
-                      <a:off x="0" y="0"/>
-                      <a:ext cx="1047750" cy="790575"/>
-                    </a:xfrm>
-                    <a:prstGeom prst="rect">
-                      <a:avLst/>
-                    </a:prstGeom>
-                  </pic:spPr>
-                </pic:pic>
-              </a:graphicData>
-            </a:graphic>
-          </wp:inline>
-        </w:drawing>
-      </w:r>
-    </w:p>
-    <w:p>
-      <w:pPr>
-        <w:keepNext/>
-        <w:spacing w:after="120"/>
-      </w:pPr>
-      <w:r>
-        <w:rPr>
-          <w:b/>
-          <w:bCs/>
-        </w:rPr>
-        <w:t xml:space="preserve">Data distribution (Distribución de datos)</w:t>
-      </w:r>
-      <w:r>
-        <w:t xml:space="preserve"> — How the data looks: where it sits and how spread out it is.</w:t>
-      </w:r>
-    </w:p>
-    <w:p>
-      <w:pPr>
-        <w:keepNext/>
-        <w:spacing w:after="20" w:before="80"/>
-        <w:jc w:val="center"/>
-      </w:pPr>
-      <w:r>
-        <w:drawing>
-          <wp:inline distT="0" distB="0" distL="0" distR="0">
-            <wp:extent cx="1047750" cy="790575"/>
-            <wp:effectExtent t="0" r="0" b="0" l="0"/>
-            <wp:docPr id="1" name="" descr="" title=""/>
-            <wp:cNvGraphicFramePr>
-              <a:graphicFrameLocks xmlns:a="http://schemas.openxmlformats.org/drawingml/2006/main" noChangeAspect="1"/>
-            </wp:cNvGraphicFramePr>
-            <a:graphic xmlns:a="http://schemas.openxmlformats.org/drawingml/2006/main">
-              <a:graphicData uri="http://schemas.openxmlformats.org/drawingml/2006/picture">
-                <pic:pic xmlns:pic="http://schemas.openxmlformats.org/drawingml/2006/picture">
-                  <pic:nvPicPr>
-                    <pic:cNvPr id="0" name="" descr=""/>
-                    <pic:cNvPicPr>
-                      <a:picLocks noChangeAspect="1" noChangeArrowheads="1"/>
-                    </pic:cNvPicPr>
-                  </pic:nvPicPr>
-                  <pic:blipFill>
-                    <a:blip r:embed="rId12" cstate="none"/>
-                    <a:srcRect/>
-                    <a:stretch>
-                      <a:fillRect/>
-                    </a:stretch>
-                  </pic:blipFill>
-                  <pic:spPr bwMode="auto">
-                    <a:xfrm>
-                      <a:off x="0" y="0"/>
-                      <a:ext cx="1047750" cy="790575"/>
-                    </a:xfrm>
-                    <a:prstGeom prst="rect">
-                      <a:avLst/>
-                    </a:prstGeom>
-                  </pic:spPr>
-                </pic:pic>
-              </a:graphicData>
-            </a:graphic>
-          </wp:inline>
-        </w:drawing>
-      </w:r>
-    </w:p>
-    <w:p>
-      <w:pPr>
-        <w:keepNext/>
-        <w:spacing w:after="120"/>
-      </w:pPr>
-      <w:r>
-        <w:rPr>
-          <w:b/>
-          <w:bCs/>
-        </w:rPr>
-        <w:t xml:space="preserve">Variability (Variabilidad)</w:t>
-      </w:r>
-      <w:r>
-        <w:t xml:space="preserve"> — How spread out the numbers are.</w:t>
+        <w:t xml:space="preserve">No more than (No más de)</w:t>
+      </w:r>
+      <w:r>
+        <w:t xml:space="preserve"> — A phrase meaning less than or equal to (≤).</w:t>
       </w:r>
     </w:p>
     <w:p>
@@ -516,39 +516,39 @@
           <w:b/>
           <w:bCs/>
         </w:rPr>
-        <w:t xml:space="preserve">1. A gymnast's scores are: 8.5, 8.8, 8.7, 8.6, 8.9. There are no outliers. Which measure best represents a typical score?</w:t>
-      </w:r>
-    </w:p>
-    <w:p>
-      <w:pPr>
-        <w:spacing w:after="40" w:before="0"/>
-      </w:pPr>
-      <w:r>
-        <w:t xml:space="preserve">     A. Mean</w:t>
-      </w:r>
-    </w:p>
-    <w:p>
-      <w:pPr>
-        <w:spacing w:after="40" w:before="0"/>
-      </w:pPr>
-      <w:r>
-        <w:t xml:space="preserve">     B. Median</w:t>
-      </w:r>
-    </w:p>
-    <w:p>
-      <w:pPr>
-        <w:spacing w:after="40" w:before="0"/>
-      </w:pPr>
-      <w:r>
-        <w:t xml:space="preserve">     C. Neither — the data is too small</w:t>
-      </w:r>
-    </w:p>
-    <w:p>
-      <w:pPr>
-        <w:spacing w:after="40" w:before="0"/>
-      </w:pPr>
-      <w:r>
-        <w:t xml:space="preserve">     D. Both are equally bad</w:t>
+        <w:t xml:space="preserve">1. Which inequality represents: 'The temperature is less than 40 degrees'?</w:t>
+      </w:r>
+    </w:p>
+    <w:p>
+      <w:pPr>
+        <w:spacing w:after="40" w:before="0"/>
+      </w:pPr>
+      <w:r>
+        <w:t xml:space="preserve">     A. t &lt; 40</w:t>
+      </w:r>
+    </w:p>
+    <w:p>
+      <w:pPr>
+        <w:spacing w:after="40" w:before="0"/>
+      </w:pPr>
+      <w:r>
+        <w:t xml:space="preserve">     B. t &gt; 40</w:t>
+      </w:r>
+    </w:p>
+    <w:p>
+      <w:pPr>
+        <w:spacing w:after="40" w:before="0"/>
+      </w:pPr>
+      <w:r>
+        <w:t xml:space="preserve">     C. t ≤ 40</w:t>
+      </w:r>
+    </w:p>
+    <w:p>
+      <w:pPr>
+        <w:spacing w:after="40" w:before="0"/>
+      </w:pPr>
+      <w:r>
+        <w:t xml:space="preserve">     D. t = 40</w:t>
       </w:r>
     </w:p>
     <w:p>
@@ -571,39 +571,39 @@
           <w:b/>
           <w:bCs/>
         </w:rPr>
-        <w:t xml:space="preserve">2. A runner's mile times are: 7:10, 7:15, 7:12, 7:20, 12:00. The 12:00 was due to a cramp. Which measure best represents a typical mile?</w:t>
-      </w:r>
-    </w:p>
-    <w:p>
-      <w:pPr>
-        <w:spacing w:after="40" w:before="0"/>
-      </w:pPr>
-      <w:r>
-        <w:t xml:space="preserve">     A. Median — the outlier 12:00 pulls the mean too high</w:t>
-      </w:r>
-    </w:p>
-    <w:p>
-      <w:pPr>
-        <w:spacing w:after="40" w:before="0"/>
-      </w:pPr>
-      <w:r>
-        <w:t xml:space="preserve">     B. Mean — it uses all the data</w:t>
-      </w:r>
-    </w:p>
-    <w:p>
-      <w:pPr>
-        <w:spacing w:after="40" w:before="0"/>
-      </w:pPr>
-      <w:r>
-        <w:t xml:space="preserve">     C. Mode — it shows the most common time</w:t>
-      </w:r>
-    </w:p>
-    <w:p>
-      <w:pPr>
-        <w:spacing w:after="40" w:before="0"/>
-      </w:pPr>
-      <w:r>
-        <w:t xml:space="preserve">     D. Neither measure works</w:t>
+        <w:t xml:space="preserve">2. Which inequality represents: 'You must be at least 48 inches tall to ride'?</w:t>
+      </w:r>
+    </w:p>
+    <w:p>
+      <w:pPr>
+        <w:spacing w:after="40" w:before="0"/>
+      </w:pPr>
+      <w:r>
+        <w:t xml:space="preserve">     A. h ≥ 48</w:t>
+      </w:r>
+    </w:p>
+    <w:p>
+      <w:pPr>
+        <w:spacing w:after="40" w:before="0"/>
+      </w:pPr>
+      <w:r>
+        <w:t xml:space="preserve">     B. h &gt; 48</w:t>
+      </w:r>
+    </w:p>
+    <w:p>
+      <w:pPr>
+        <w:spacing w:after="40" w:before="0"/>
+      </w:pPr>
+      <w:r>
+        <w:t xml:space="preserve">     C. h &lt; 48</w:t>
+      </w:r>
+    </w:p>
+    <w:p>
+      <w:pPr>
+        <w:spacing w:after="40" w:before="0"/>
+      </w:pPr>
+      <w:r>
+        <w:t xml:space="preserve">     D. h ≤ 48</w:t>
       </w:r>
     </w:p>
     <w:p>
@@ -626,62 +626,7 @@
           <w:b/>
           <w:bCs/>
         </w:rPr>
-        <w:t xml:space="preserve">3. A baseball player's batting averages over 6 seasons are: .280, .295, .290, .285, .300, .110. The .110 was an injury-shortened season. Which measure better represents the player's typical batting average?</w:t>
-      </w:r>
-    </w:p>
-    <w:p>
-      <w:pPr>
-        <w:spacing w:after="40" w:before="0"/>
-      </w:pPr>
-      <w:r>
-        <w:t xml:space="preserve">     A. Median, because the .110 outlier pulls the mean down</w:t>
-      </w:r>
-    </w:p>
-    <w:p>
-      <w:pPr>
-        <w:spacing w:after="40" w:before="0"/>
-      </w:pPr>
-      <w:r>
-        <w:t xml:space="preserve">     B. Mean, because it uses all the data</w:t>
-      </w:r>
-    </w:p>
-    <w:p>
-      <w:pPr>
-        <w:spacing w:after="40" w:before="0"/>
-      </w:pPr>
-      <w:r>
-        <w:t xml:space="preserve">     C. Mean, because .110 is a real season</w:t>
-      </w:r>
-    </w:p>
-    <w:p>
-      <w:pPr>
-        <w:spacing w:after="40" w:before="0"/>
-      </w:pPr>
-      <w:r>
-        <w:t xml:space="preserve">     D. Neither measure works</w:t>
-      </w:r>
-    </w:p>
-    <w:p>
-      <w:pPr>
-        <w:spacing w:after="60" w:before="120"/>
-      </w:pPr>
-      <w:r>
-        <w:rPr>
-          <w:color w:val="BBBBBB"/>
-        </w:rPr>
-        <w:t xml:space="preserve">______________________________________________________________________</w:t>
-      </w:r>
-    </w:p>
-    <w:p>
-      <w:pPr>
-        <w:spacing w:after="80" w:before="0"/>
-      </w:pPr>
-      <w:r>
-        <w:rPr>
-          <w:b/>
-          <w:bCs/>
-        </w:rPr>
-        <w:t xml:space="preserve">4. Complete the table.</w:t>
+        <w:t xml:space="preserve">3. Identify the key phrase, symbol, and write the inequality for each situation.</w:t>
       </w:r>
     </w:p>
     <w:tbl>
@@ -701,7 +646,6 @@
         <w:gridCol w:w="100"/>
         <w:gridCol w:w="100"/>
         <w:gridCol w:w="100"/>
-        <w:gridCol w:w="100"/>
       </w:tblGrid>
       <w:tr>
         <w:trPr>
@@ -709,7 +653,7 @@
         </w:trPr>
         <w:tc>
           <w:tcPr>
-            <w:tcW w:type="pct" w:w="20%"/>
+            <w:tcW w:type="pct" w:w="25%"/>
           </w:tcPr>
           <w:p>
             <w:r>
@@ -717,13 +661,13 @@
                 <w:b/>
                 <w:bCs/>
               </w:rPr>
-              <w:t xml:space="preserve">Data Set</w:t>
-            </w:r>
-          </w:p>
-        </w:tc>
-        <w:tc>
-          <w:tcPr>
-            <w:tcW w:type="pct" w:w="20%"/>
+              <w:t xml:space="preserve">Situation</w:t>
+            </w:r>
+          </w:p>
+        </w:tc>
+        <w:tc>
+          <w:tcPr>
+            <w:tcW w:type="pct" w:w="25%"/>
           </w:tcPr>
           <w:p>
             <w:r>
@@ -731,13 +675,13 @@
                 <w:b/>
                 <w:bCs/>
               </w:rPr>
-              <w:t xml:space="preserve">Mean</w:t>
-            </w:r>
-          </w:p>
-        </w:tc>
-        <w:tc>
-          <w:tcPr>
-            <w:tcW w:type="pct" w:w="20%"/>
+              <w:t xml:space="preserve">Key Phrase</w:t>
+            </w:r>
+          </w:p>
+        </w:tc>
+        <w:tc>
+          <w:tcPr>
+            <w:tcW w:type="pct" w:w="25%"/>
           </w:tcPr>
           <w:p>
             <w:r>
@@ -745,13 +689,13 @@
                 <w:b/>
                 <w:bCs/>
               </w:rPr>
-              <w:t xml:space="preserve">Median</w:t>
-            </w:r>
-          </w:p>
-        </w:tc>
-        <w:tc>
-          <w:tcPr>
-            <w:tcW w:type="pct" w:w="20%"/>
+              <w:t xml:space="preserve">Symbol</w:t>
+            </w:r>
+          </w:p>
+        </w:tc>
+        <w:tc>
+          <w:tcPr>
+            <w:tcW w:type="pct" w:w="25%"/>
           </w:tcPr>
           <w:p>
             <w:r>
@@ -759,21 +703,7 @@
                 <w:b/>
                 <w:bCs/>
               </w:rPr>
-              <w:t xml:space="preserve">Outlier?</w:t>
-            </w:r>
-          </w:p>
-        </w:tc>
-        <w:tc>
-          <w:tcPr>
-            <w:tcW w:type="pct" w:w="20%"/>
-          </w:tcPr>
-          <w:p>
-            <w:r>
-              <w:rPr>
-                <w:b/>
-                <w:bCs/>
-              </w:rPr>
-              <w:t xml:space="preserve">Best Measure</w:t>
+              <w:t xml:space="preserve">Inequality</w:t>
             </w:r>
           </w:p>
         </w:tc>
@@ -781,7 +711,7 @@
       <w:tr>
         <w:tc>
           <w:tcPr>
-            <w:tcW w:type="pct" w:w="20%"/>
+            <w:tcW w:type="pct" w:w="25%"/>
           </w:tcPr>
           <w:p>
             <w:r>
@@ -789,13 +719,13 @@
                 <w:b w:val="false"/>
                 <w:bCs w:val="false"/>
               </w:rPr>
-              <w:t xml:space="preserve">15, 18, 16, 17, 15</w:t>
-            </w:r>
-          </w:p>
-        </w:tc>
-        <w:tc>
-          <w:tcPr>
-            <w:tcW w:type="pct" w:w="20%"/>
+              <w:t xml:space="preserve">A package weighs less than 50 pounds.</w:t>
+            </w:r>
+          </w:p>
+        </w:tc>
+        <w:tc>
+          <w:tcPr>
+            <w:tcW w:type="pct" w:w="25%"/>
           </w:tcPr>
           <w:p>
             <w:r>
@@ -803,13 +733,13 @@
                 <w:b w:val="false"/>
                 <w:bCs w:val="false"/>
               </w:rPr>
-              <w:t xml:space="preserve"> </w:t>
-            </w:r>
-          </w:p>
-        </w:tc>
-        <w:tc>
-          <w:tcPr>
-            <w:tcW w:type="pct" w:w="20%"/>
+              <w:t xml:space="preserve">less than</w:t>
+            </w:r>
+          </w:p>
+        </w:tc>
+        <w:tc>
+          <w:tcPr>
+            <w:tcW w:type="pct" w:w="25%"/>
           </w:tcPr>
           <w:p>
             <w:r>
@@ -817,13 +747,13 @@
                 <w:b w:val="false"/>
                 <w:bCs w:val="false"/>
               </w:rPr>
-              <w:t xml:space="preserve"> </w:t>
-            </w:r>
-          </w:p>
-        </w:tc>
-        <w:tc>
-          <w:tcPr>
-            <w:tcW w:type="pct" w:w="20%"/>
+              <w:t xml:space="preserve">&lt;</w:t>
+            </w:r>
+          </w:p>
+        </w:tc>
+        <w:tc>
+          <w:tcPr>
+            <w:tcW w:type="pct" w:w="25%"/>
           </w:tcPr>
           <w:p>
             <w:r>
@@ -831,13 +761,15 @@
                 <w:b w:val="false"/>
                 <w:bCs w:val="false"/>
               </w:rPr>
-              <w:t xml:space="preserve"> </w:t>
-            </w:r>
-          </w:p>
-        </w:tc>
-        <w:tc>
-          <w:tcPr>
-            <w:tcW w:type="pct" w:w="20%"/>
+              <w:t xml:space="preserve">w &lt; 50</w:t>
+            </w:r>
+          </w:p>
+        </w:tc>
+      </w:tr>
+      <w:tr>
+        <w:tc>
+          <w:tcPr>
+            <w:tcW w:type="pct" w:w="25%"/>
           </w:tcPr>
           <w:p>
             <w:r>
@@ -845,15 +777,13 @@
                 <w:b w:val="false"/>
                 <w:bCs w:val="false"/>
               </w:rPr>
-              <w:t xml:space="preserve"> </w:t>
-            </w:r>
-          </w:p>
-        </w:tc>
-      </w:tr>
-      <w:tr>
-        <w:tc>
-          <w:tcPr>
-            <w:tcW w:type="pct" w:w="20%"/>
+              <w:t xml:space="preserve">You need at least $25 to buy the game.</w:t>
+            </w:r>
+          </w:p>
+        </w:tc>
+        <w:tc>
+          <w:tcPr>
+            <w:tcW w:type="pct" w:w="25%"/>
           </w:tcPr>
           <w:p>
             <w:r>
@@ -861,13 +791,13 @@
                 <w:b w:val="false"/>
                 <w:bCs w:val="false"/>
               </w:rPr>
-              <w:t xml:space="preserve">15, 18, 16, 17, 72</w:t>
-            </w:r>
-          </w:p>
-        </w:tc>
-        <w:tc>
-          <w:tcPr>
-            <w:tcW w:type="pct" w:w="20%"/>
+              <w:t xml:space="preserve">at least</w:t>
+            </w:r>
+          </w:p>
+        </w:tc>
+        <w:tc>
+          <w:tcPr>
+            <w:tcW w:type="pct" w:w="25%"/>
           </w:tcPr>
           <w:p>
             <w:r>
@@ -875,13 +805,13 @@
                 <w:b w:val="false"/>
                 <w:bCs w:val="false"/>
               </w:rPr>
-              <w:t xml:space="preserve"> </w:t>
-            </w:r>
-          </w:p>
-        </w:tc>
-        <w:tc>
-          <w:tcPr>
-            <w:tcW w:type="pct" w:w="20%"/>
+              <w:t xml:space="preserve">≥</w:t>
+            </w:r>
+          </w:p>
+        </w:tc>
+        <w:tc>
+          <w:tcPr>
+            <w:tcW w:type="pct" w:w="25%"/>
           </w:tcPr>
           <w:p>
             <w:r>
@@ -889,13 +819,15 @@
                 <w:b w:val="false"/>
                 <w:bCs w:val="false"/>
               </w:rPr>
-              <w:t xml:space="preserve"> </w:t>
-            </w:r>
-          </w:p>
-        </w:tc>
-        <w:tc>
-          <w:tcPr>
-            <w:tcW w:type="pct" w:w="20%"/>
+              <w:t xml:space="preserve">m ≥ 25</w:t>
+            </w:r>
+          </w:p>
+        </w:tc>
+      </w:tr>
+      <w:tr>
+        <w:tc>
+          <w:tcPr>
+            <w:tcW w:type="pct" w:w="25%"/>
           </w:tcPr>
           <w:p>
             <w:r>
@@ -903,13 +835,13 @@
                 <w:b w:val="false"/>
                 <w:bCs w:val="false"/>
               </w:rPr>
-              <w:t xml:space="preserve"> </w:t>
-            </w:r>
-          </w:p>
-        </w:tc>
-        <w:tc>
-          <w:tcPr>
-            <w:tcW w:type="pct" w:w="20%"/>
+              <w:t xml:space="preserve">No more than 30 students can join the club.</w:t>
+            </w:r>
+          </w:p>
+        </w:tc>
+        <w:tc>
+          <w:tcPr>
+            <w:tcW w:type="pct" w:w="25%"/>
           </w:tcPr>
           <w:p>
             <w:r>
@@ -917,7 +849,35 @@
                 <w:b w:val="false"/>
                 <w:bCs w:val="false"/>
               </w:rPr>
-              <w:t xml:space="preserve"> </w:t>
+              <w:t xml:space="preserve">no more than</w:t>
+            </w:r>
+          </w:p>
+        </w:tc>
+        <w:tc>
+          <w:tcPr>
+            <w:tcW w:type="pct" w:w="25%"/>
+          </w:tcPr>
+          <w:p>
+            <w:r>
+              <w:rPr>
+                <w:b w:val="false"/>
+                <w:bCs w:val="false"/>
+              </w:rPr>
+              <w:t xml:space="preserve">≤</w:t>
+            </w:r>
+          </w:p>
+        </w:tc>
+        <w:tc>
+          <w:tcPr>
+            <w:tcW w:type="pct" w:w="25%"/>
+          </w:tcPr>
+          <w:p>
+            <w:r>
+              <w:rPr>
+                <w:b w:val="false"/>
+                <w:bCs w:val="false"/>
+              </w:rPr>
+              <w:t xml:space="preserve">s ≤ 30</w:t>
             </w:r>
           </w:p>
         </w:tc>
@@ -943,50 +903,132 @@
           <w:b/>
           <w:bCs/>
         </w:rPr>
-        <w:t xml:space="preserve">5. Spot the Mistake — Choosing the Mean Despite an Outlier</w:t>
-      </w:r>
-    </w:p>
-    <w:p>
-      <w:pPr>
-        <w:spacing w:after="40" w:before="0"/>
-      </w:pPr>
-      <w:r>
-        <w:t xml:space="preserve">   Step 1 (Data): A receiver's catches per game: 12, 14, 13, 15, 11, 60 (the 60 was a record-setting playoff game).</w:t>
-      </w:r>
-    </w:p>
-    <w:p>
-      <w:pPr>
-        <w:spacing w:after="40" w:before="0"/>
-      </w:pPr>
-      <w:r>
-        <w:t xml:space="preserve">   Step 2 (Find the mean): Sum = 125, Count = 6, Mean = 125 ÷ 6 ≈ 20.8.</w:t>
-      </w:r>
-    </w:p>
-    <w:p>
-      <w:pPr>
-        <w:spacing w:after="40" w:before="0"/>
-      </w:pPr>
-      <w:r>
-        <w:t xml:space="preserve">   Step 3 (Find the median): Ordered: 11, 12, 13, 14, 15, 60 → Median = (13 + 14) ÷ 2 = 13.5.</w:t>
-      </w:r>
-    </w:p>
-    <w:p>
-      <w:pPr>
-        <w:spacing w:after="40" w:before="0"/>
-      </w:pPr>
-      <w:r>
-        <w:t xml:space="preserve">   Step 4 (Choose a measure): The student reports the mean (≈ 20.8) as the typical number of catches because it uses every game.</w:t>
-      </w:r>
-    </w:p>
-    <w:p>
-      <w:pPr>
-        <w:spacing w:after="60" w:before="0"/>
+        <w:t xml:space="preserve">4. Sort each inequality into whether x = 10 is a solution.</w:t>
+      </w:r>
+    </w:p>
+    <w:p>
+      <w:pPr>
+        <w:spacing w:after="80" w:before="0"/>
       </w:pPr>
       <w:r>
         <w:rPr>
           <w:i/>
           <w:iCs/>
         </w:rPr>
+        <w:t xml:space="preserve">Groups: x = 10 IS a solution   |   x = 10 is NOT a solution</w:t>
+      </w:r>
+    </w:p>
+    <w:p>
+      <w:pPr>
+        <w:spacing w:after="60" w:before="120"/>
+      </w:pPr>
+      <w:r>
+        <w:rPr>
+          <w:color w:val="BBBBBB"/>
+        </w:rPr>
+        <w:t xml:space="preserve">______________________________________________________________________</w:t>
+      </w:r>
+    </w:p>
+    <w:p>
+      <w:pPr>
+        <w:spacing w:after="80" w:before="0"/>
+      </w:pPr>
+      <w:r>
+        <w:rPr>
+          <w:b/>
+          <w:bCs/>
+        </w:rPr>
+        <w:t xml:space="preserve">5. A parking garage charges if your stay is more than 2 hours. Which inequality represents times t that are charged?</w:t>
+      </w:r>
+    </w:p>
+    <w:p>
+      <w:pPr>
+        <w:spacing w:after="40" w:before="0"/>
+      </w:pPr>
+      <w:r>
+        <w:t xml:space="preserve">     A. t &gt; 2</w:t>
+      </w:r>
+    </w:p>
+    <w:p>
+      <w:pPr>
+        <w:spacing w:after="40" w:before="0"/>
+      </w:pPr>
+      <w:r>
+        <w:t xml:space="preserve">     B. t ≥ 2</w:t>
+      </w:r>
+    </w:p>
+    <w:p>
+      <w:pPr>
+        <w:spacing w:after="40" w:before="0"/>
+      </w:pPr>
+      <w:r>
+        <w:t xml:space="preserve">     C. t &lt; 2</w:t>
+      </w:r>
+    </w:p>
+    <w:p>
+      <w:pPr>
+        <w:spacing w:after="40" w:before="0"/>
+      </w:pPr>
+      <w:r>
+        <w:t xml:space="preserve">     D. t ≤ 2</w:t>
+      </w:r>
+    </w:p>
+    <w:p>
+      <w:pPr>
+        <w:spacing w:after="60" w:before="120"/>
+      </w:pPr>
+      <w:r>
+        <w:rPr>
+          <w:color w:val="BBBBBB"/>
+        </w:rPr>
+        <w:t xml:space="preserve">______________________________________________________________________</w:t>
+      </w:r>
+    </w:p>
+    <w:p>
+      <w:pPr>
+        <w:spacing w:after="80" w:before="0"/>
+      </w:pPr>
+      <w:r>
+        <w:rPr>
+          <w:b/>
+          <w:bCs/>
+        </w:rPr>
+        <w:t xml:space="preserve">6. Crack the Inequality Error</w:t>
+      </w:r>
+    </w:p>
+    <w:p>
+      <w:pPr>
+        <w:spacing w:after="40" w:before="0"/>
+      </w:pPr>
+      <w:r>
+        <w:t xml:space="preserve">   Step 1 (Clue): The report says no fewer than 9 witnesses saw the suspect.</w:t>
+      </w:r>
+    </w:p>
+    <w:p>
+      <w:pPr>
+        <w:spacing w:after="40" w:before="0"/>
+      </w:pPr>
+      <w:r>
+        <w:t xml:space="preserve">   Step 2 (Choose a variable): Let w stand for the number of witnesses.</w:t>
+      </w:r>
+    </w:p>
+    <w:p>
+      <w:pPr>
+        <w:spacing w:after="40" w:before="0"/>
+      </w:pPr>
+      <w:r>
+        <w:t xml:space="preserve">   Step 3 (Write the inequality): w &lt; 9</w:t>
+      </w:r>
+    </w:p>
+    <w:p>
+      <w:pPr>
+        <w:spacing w:after="60" w:before="0"/>
+      </w:pPr>
+      <w:r>
+        <w:rPr>
+          <w:i/>
+          <w:iCs/>
+        </w:rPr>
         <w:t xml:space="preserve">Which step has the mistake? Explain and fix it:</w:t>
       </w:r>
     </w:p>
@@ -1032,39 +1074,83 @@
           <w:b/>
           <w:bCs/>
         </w:rPr>
-        <w:t xml:space="preserve">6. A scout records points per game: 14, 16, 15, 17, 16, 58. To report a TYPICAL game, which measure of center is best?</w:t>
-      </w:r>
-    </w:p>
-    <w:p>
-      <w:pPr>
-        <w:spacing w:after="40" w:before="0"/>
-      </w:pPr>
-      <w:r>
-        <w:t xml:space="preserve">     A. Median, because 58 is an outlier that pulls the mean up</w:t>
-      </w:r>
-    </w:p>
-    <w:p>
-      <w:pPr>
-        <w:spacing w:after="40" w:before="0"/>
-      </w:pPr>
-      <w:r>
-        <w:t xml:space="preserve">     B. Mean, because it uses every game</w:t>
-      </w:r>
-    </w:p>
-    <w:p>
-      <w:pPr>
-        <w:spacing w:after="40" w:before="0"/>
-      </w:pPr>
-      <w:r>
-        <w:t xml:space="preserve">     C. Range, because it shows the highest game</w:t>
-      </w:r>
-    </w:p>
-    <w:p>
-      <w:pPr>
-        <w:spacing w:after="40" w:before="0"/>
-      </w:pPr>
-      <w:r>
-        <w:t xml:space="preserve">     D. Mode, because 16 appears twice</w:t>
+        <w:t xml:space="preserve">7. Each case clue describes a boundary. Drag every scenario into the inequality symbol it matches.</w:t>
+      </w:r>
+    </w:p>
+    <w:p>
+      <w:pPr>
+        <w:spacing w:after="80" w:before="0"/>
+      </w:pPr>
+      <w:r>
+        <w:rPr>
+          <w:i/>
+          <w:iCs/>
+        </w:rPr>
+        <w:t xml:space="preserve">Groups: &gt; (greater than)   |   &lt; (less than)   |   ≥ (greater than or equal to)   |   ≤ (less than or equal to)</w:t>
+      </w:r>
+    </w:p>
+    <w:p>
+      <w:pPr>
+        <w:spacing w:after="40" w:before="0"/>
+      </w:pPr>
+      <w:r>
+        <w:t xml:space="preserve">   • The getaway driver was going more than 70 mph   → __________________</w:t>
+      </w:r>
+    </w:p>
+    <w:p>
+      <w:pPr>
+        <w:spacing w:after="40" w:before="0"/>
+      </w:pPr>
+      <w:r>
+        <w:t xml:space="preserve">   • More than 6 fingerprints were on the safe   → __________________</w:t>
+      </w:r>
+    </w:p>
+    <w:p>
+      <w:pPr>
+        <w:spacing w:after="40" w:before="0"/>
+      </w:pPr>
+      <w:r>
+        <w:t xml:space="preserve">   • The ransom note was written under 3 minutes ago   → __________________</w:t>
+      </w:r>
+    </w:p>
+    <w:p>
+      <w:pPr>
+        <w:spacing w:after="40" w:before="0"/>
+      </w:pPr>
+      <w:r>
+        <w:t xml:space="preserve">   • Fewer than 9 cars left the parking lot   → __________________</w:t>
+      </w:r>
+    </w:p>
+    <w:p>
+      <w:pPr>
+        <w:spacing w:after="40" w:before="0"/>
+      </w:pPr>
+      <w:r>
+        <w:t xml:space="preserve">   • At least 30 dollars in coins was stolen   → __________________</w:t>
+      </w:r>
+    </w:p>
+    <w:p>
+      <w:pPr>
+        <w:spacing w:after="40" w:before="0"/>
+      </w:pPr>
+      <w:r>
+        <w:t xml:space="preserve">   • No fewer than 4 witnesses saw the suspect   → __________________</w:t>
+      </w:r>
+    </w:p>
+    <w:p>
+      <w:pPr>
+        <w:spacing w:after="40" w:before="0"/>
+      </w:pPr>
+      <w:r>
+        <w:t xml:space="preserve">   • At most 14 footprints were found in the mud   → __________________</w:t>
+      </w:r>
+    </w:p>
+    <w:p>
+      <w:pPr>
+        <w:spacing w:after="40" w:before="0"/>
+      </w:pPr>
+      <w:r>
+        <w:t xml:space="preserve">   • No more than 7 keys can open the vault   → __________________</w:t>
       </w:r>
     </w:p>
     <w:p>
@@ -1087,39 +1173,39 @@
           <w:b/>
           <w:bCs/>
         </w:rPr>
-        <w:t xml:space="preserve">7. The equipment manager needs to order the MOST COMMON jersey size from this list: M, L, M, S, M, L, M. Which measure answers the question?</w:t>
-      </w:r>
-    </w:p>
-    <w:p>
-      <w:pPr>
-        <w:spacing w:after="40" w:before="0"/>
-      </w:pPr>
-      <w:r>
-        <w:t xml:space="preserve">     A. Mode, because it names the value that appears most</w:t>
-      </w:r>
-    </w:p>
-    <w:p>
-      <w:pPr>
-        <w:spacing w:after="40" w:before="0"/>
-      </w:pPr>
-      <w:r>
-        <w:t xml:space="preserve">     B. Mean, because it averages the sizes</w:t>
-      </w:r>
-    </w:p>
-    <w:p>
-      <w:pPr>
-        <w:spacing w:after="40" w:before="0"/>
-      </w:pPr>
-      <w:r>
-        <w:t xml:space="preserve">     C. Median, because it finds the middle size</w:t>
-      </w:r>
-    </w:p>
-    <w:p>
-      <w:pPr>
-        <w:spacing w:after="40" w:before="0"/>
-      </w:pPr>
-      <w:r>
-        <w:t xml:space="preserve">     D. Range, because it shows the size gap</w:t>
+        <w:t xml:space="preserve">8. A clue says the suspect carried at least 12 stolen gems. Which inequality shows the number g of gems?</w:t>
+      </w:r>
+    </w:p>
+    <w:p>
+      <w:pPr>
+        <w:spacing w:after="40" w:before="0"/>
+      </w:pPr>
+      <w:r>
+        <w:t xml:space="preserve">     A. g ≥ 12</w:t>
+      </w:r>
+    </w:p>
+    <w:p>
+      <w:pPr>
+        <w:spacing w:after="40" w:before="0"/>
+      </w:pPr>
+      <w:r>
+        <w:t xml:space="preserve">     B. g &gt; 12</w:t>
+      </w:r>
+    </w:p>
+    <w:p>
+      <w:pPr>
+        <w:spacing w:after="40" w:before="0"/>
+      </w:pPr>
+      <w:r>
+        <w:t xml:space="preserve">     C. g ≤ 12</w:t>
+      </w:r>
+    </w:p>
+    <w:p>
+      <w:pPr>
+        <w:spacing w:after="40" w:before="0"/>
+      </w:pPr>
+      <w:r>
+        <w:t xml:space="preserve">     D. g &lt; 12</w:t>
       </w:r>
     </w:p>
     <w:p>
@@ -1142,39 +1228,39 @@
           <w:b/>
           <w:bCs/>
         </w:rPr>
-        <w:t xml:space="preserve">8. A coach wants to know how SPREAD OUT the team's free-throw makes are: 6, 7, 6, 8, 18. Which measure of spread is most affected by the lone 18?</w:t>
-      </w:r>
-    </w:p>
-    <w:p>
-      <w:pPr>
-        <w:spacing w:after="40" w:before="0"/>
-      </w:pPr>
-      <w:r>
-        <w:t xml:space="preserve">     A. Range, because it is the highest minus the lowest value</w:t>
-      </w:r>
-    </w:p>
-    <w:p>
-      <w:pPr>
-        <w:spacing w:after="40" w:before="0"/>
-      </w:pPr>
-      <w:r>
-        <w:t xml:space="preserve">     B. Median, because it is in the middle</w:t>
-      </w:r>
-    </w:p>
-    <w:p>
-      <w:pPr>
-        <w:spacing w:after="40" w:before="0"/>
-      </w:pPr>
-      <w:r>
-        <w:t xml:space="preserve">     C. Mode, because it is the most common</w:t>
-      </w:r>
-    </w:p>
-    <w:p>
-      <w:pPr>
-        <w:spacing w:after="40" w:before="0"/>
-      </w:pPr>
-      <w:r>
-        <w:t xml:space="preserve">     D. Mean absolute deviation only, never the range</w:t>
+        <w:t xml:space="preserve">9. A witness reports that fewer than 5 people entered the building. Which inequality shows the number n of people?</w:t>
+      </w:r>
+    </w:p>
+    <w:p>
+      <w:pPr>
+        <w:spacing w:after="40" w:before="0"/>
+      </w:pPr>
+      <w:r>
+        <w:t xml:space="preserve">     A. n &lt; 5</w:t>
+      </w:r>
+    </w:p>
+    <w:p>
+      <w:pPr>
+        <w:spacing w:after="40" w:before="0"/>
+      </w:pPr>
+      <w:r>
+        <w:t xml:space="preserve">     B. n ≤ 5</w:t>
+      </w:r>
+    </w:p>
+    <w:p>
+      <w:pPr>
+        <w:spacing w:after="40" w:before="0"/>
+      </w:pPr>
+      <w:r>
+        <w:t xml:space="preserve">     C. n &gt; 5</w:t>
+      </w:r>
+    </w:p>
+    <w:p>
+      <w:pPr>
+        <w:spacing w:after="40" w:before="0"/>
+      </w:pPr>
+      <w:r>
+        <w:t xml:space="preserve">     D. n ≥ 5</w:t>
       </w:r>
     </w:p>
     <w:p>
@@ -1197,7 +1283,7 @@
           <w:b/>
           <w:bCs/>
         </w:rPr>
-        <w:t xml:space="preserve">9. Match each scouting question to the measure that answers it.</w:t>
+        <w:t xml:space="preserve">10. Match each detective clue phrase to its inequality symbol.</w:t>
       </w:r>
     </w:p>
     <w:tbl>
@@ -1256,7 +1342,7 @@
           </w:tcPr>
           <w:p>
             <w:r>
-              <w:t xml:space="preserve">____  What was a typical game when one score is a record-breaking outlier?</w:t>
+              <w:t xml:space="preserve">____  at least</w:t>
             </w:r>
           </w:p>
         </w:tc>
@@ -1266,7 +1352,7 @@
           </w:tcPr>
           <w:p>
             <w:r>
-              <w:t xml:space="preserve">D. Range</w:t>
+              <w:t xml:space="preserve">E. ≤</w:t>
             </w:r>
           </w:p>
         </w:tc>
@@ -1278,7 +1364,7 @@
           </w:tcPr>
           <w:p>
             <w:r>
-              <w:t xml:space="preserve">____  Which shoe size do most players wear?</w:t>
+              <w:t xml:space="preserve">____  at most</w:t>
             </w:r>
           </w:p>
         </w:tc>
@@ -1288,7 +1374,7 @@
           </w:tcPr>
           <w:p>
             <w:r>
-              <w:t xml:space="preserve">C. Mean</w:t>
+              <w:t xml:space="preserve">D. &lt;</w:t>
             </w:r>
           </w:p>
         </w:tc>
@@ -1300,7 +1386,7 @@
           </w:tcPr>
           <w:p>
             <w:r>
-              <w:t xml:space="preserve">____  On a symmetric, outlier-free set, what is the average score?</w:t>
+              <w:t xml:space="preserve">____  more than</w:t>
             </w:r>
           </w:p>
         </w:tc>
@@ -1310,7 +1396,7 @@
           </w:tcPr>
           <w:p>
             <w:r>
-              <w:t xml:space="preserve">B. Mode</w:t>
+              <w:t xml:space="preserve">C. &gt;</w:t>
             </w:r>
           </w:p>
         </w:tc>
@@ -1322,7 +1408,7 @@
           </w:tcPr>
           <w:p>
             <w:r>
-              <w:t xml:space="preserve">____  How far apart are the highest and lowest sprint times?</w:t>
+              <w:t xml:space="preserve">____  fewer than</w:t>
             </w:r>
           </w:p>
         </w:tc>
@@ -1332,7 +1418,29 @@
           </w:tcPr>
           <w:p>
             <w:r>
-              <w:t xml:space="preserve">A. Median</w:t>
+              <w:t xml:space="preserve">B. ≤</w:t>
+            </w:r>
+          </w:p>
+        </w:tc>
+      </w:tr>
+      <w:tr>
+        <w:tc>
+          <w:tcPr>
+            <w:tcW w:type="pct" w:w="50%"/>
+          </w:tcPr>
+          <w:p>
+            <w:r>
+              <w:t xml:space="preserve">____  no more than</w:t>
+            </w:r>
+          </w:p>
+        </w:tc>
+        <w:tc>
+          <w:tcPr>
+            <w:tcW w:type="pct" w:w="50%"/>
+          </w:tcPr>
+          <w:p>
+            <w:r>
+              <w:t xml:space="preserve">A. ≥</w:t>
             </w:r>
           </w:p>
         </w:tc>
@@ -1350,15 +1458,41 @@
       </w:r>
     </w:p>
     <w:p>
-      <w:pPr>
-        <w:spacing w:after="80" w:before="0"/>
-      </w:pPr>
-      <w:r>
-        <w:rPr>
-          <w:b/>
-          <w:bCs/>
-        </w:rPr>
-        <w:t xml:space="preserve">10. Sort each measure into whether it describes the CENTER of the data or the SPREAD of the data.</w:t>
+      <w:r>
+        <w:br w:type="page"/>
+      </w:r>
+    </w:p>
+    <w:p>
+      <w:pPr>
+        <w:pStyle w:val="Heading1"/>
+        <w:spacing w:after="120"/>
+      </w:pPr>
+      <w:r>
+        <w:rPr>
+          <w:b/>
+          <w:bCs/>
+        </w:rPr>
+        <w:t xml:space="preserve">Answer Key (Teacher)</w:t>
+      </w:r>
+    </w:p>
+    <w:p>
+      <w:pPr>
+        <w:spacing w:after="40" w:before="0"/>
+      </w:pPr>
+      <w:r>
+        <w:rPr>
+          <w:b/>
+          <w:bCs/>
+        </w:rPr>
+        <w:t xml:space="preserve">1. A. t &lt; 40</w:t>
+      </w:r>
+    </w:p>
+    <w:p>
+      <w:pPr>
+        <w:spacing w:after="20" w:before="0"/>
+      </w:pPr>
+      <w:r>
+        <w:t xml:space="preserve">     'Less than' means &lt;, so the inequality is t &lt; 40.</w:t>
       </w:r>
     </w:p>
     <w:p>
@@ -1370,88 +1504,19 @@
           <w:i/>
           <w:iCs/>
         </w:rPr>
-        <w:t xml:space="preserve">Groups: Measure of Center   |   Measure of Spread</w:t>
-      </w:r>
-    </w:p>
-    <w:p>
-      <w:pPr>
-        <w:spacing w:after="40" w:before="0"/>
-      </w:pPr>
-      <w:r>
-        <w:t xml:space="preserve">   • Mean   → __________________</w:t>
-      </w:r>
-    </w:p>
-    <w:p>
-      <w:pPr>
-        <w:spacing w:after="40" w:before="0"/>
-      </w:pPr>
-      <w:r>
-        <w:t xml:space="preserve">   • Median   → __________________</w:t>
-      </w:r>
-    </w:p>
-    <w:p>
-      <w:pPr>
-        <w:spacing w:after="40" w:before="0"/>
-      </w:pPr>
-      <w:r>
-        <w:t xml:space="preserve">   • Mode   → __________________</w:t>
-      </w:r>
-    </w:p>
-    <w:p>
-      <w:pPr>
-        <w:spacing w:after="40" w:before="0"/>
-      </w:pPr>
-      <w:r>
-        <w:t xml:space="preserve">   • Range   → __________________</w:t>
-      </w:r>
-    </w:p>
-    <w:p>
-      <w:pPr>
-        <w:spacing w:after="40" w:before="0"/>
-      </w:pPr>
-      <w:r>
-        <w:t xml:space="preserve">   • Mean absolute deviation (MAD)   → __________________</w:t>
-      </w:r>
-    </w:p>
-    <w:p>
-      <w:pPr>
-        <w:spacing w:after="60" w:before="120"/>
-      </w:pPr>
-      <w:r>
-        <w:rPr>
-          <w:color w:val="BBBBBB"/>
-        </w:rPr>
-        <w:t xml:space="preserve">______________________________________________________________________</w:t>
-      </w:r>
-    </w:p>
-    <w:p>
-      <w:r>
-        <w:br w:type="page"/>
-      </w:r>
-    </w:p>
-    <w:p>
-      <w:pPr>
-        <w:pStyle w:val="Heading1"/>
-        <w:spacing w:after="120"/>
-      </w:pPr>
-      <w:r>
-        <w:rPr>
-          <w:b/>
-          <w:bCs/>
-        </w:rPr>
-        <w:t xml:space="preserve">Answer Key (Teacher)</w:t>
-      </w:r>
-    </w:p>
-    <w:p>
-      <w:pPr>
-        <w:spacing w:after="40" w:before="0"/>
-      </w:pPr>
-      <w:r>
-        <w:rPr>
-          <w:b/>
-          <w:bCs/>
-        </w:rPr>
-        <w:t xml:space="preserve">1. A. Mean</w:t>
+        <w:t xml:space="preserve">     Watch for: A common mistake in Write Inequalities is using a strict symbol (&gt; or &lt;) for a phrase that actually includes the boundary value. For 'the suspect is at least 18 years old,' students often write a &gt; 18 instead of the correct a ≥ 18 — this wrongly excludes 18 itself, even though 'at least 18' means 18 counts as a match. The same error happens in reverse with 'at most': for 'the getaway bag holds at most 12 items,' students write n &lt; 12 instead of n ≤ 12. Always ask: does the key phrase include the number ('at least,' 'at most,' 'no more than,' 'no fewer than' → use ≥ or ≤) or exclude it ('more than,' 'fewer than' → use &gt; or &lt;)?</w:t>
+      </w:r>
+    </w:p>
+    <w:p>
+      <w:pPr>
+        <w:spacing w:after="40" w:before="0"/>
+      </w:pPr>
+      <w:r>
+        <w:rPr>
+          <w:b/>
+          <w:bCs/>
+        </w:rPr>
+        <w:t xml:space="preserve">2. A. h ≥ 48</w:t>
       </w:r>
     </w:p>
     <w:p>
@@ -1459,7 +1524,7 @@
         <w:spacing w:after="20" w:before="0"/>
       </w:pPr>
       <w:r>
-        <w:t xml:space="preserve">     The data is symmetric with no outliers, so the mean (8.7) best represents the typical score.</w:t>
+        <w:t xml:space="preserve">     'At least' means greater than or equal to, so h ≥ 48.</w:t>
       </w:r>
     </w:p>
     <w:p>
@@ -1471,19 +1536,67 @@
           <w:i/>
           <w:iCs/>
         </w:rPr>
-        <w:t xml:space="preserve">     Watch for: A common mistake in Appropriate Measures is defaulting to the mean just because "it uses all the data," without first checking whether an outlier or skewed shape is present. For example, given a player's points per game 14, 16, 15, 17, 16, 58, a student calculates the mean (136 ÷ 6 ≈ 22.7) and reports that as the typical game — but 58 is far from the cluster of 14–17, so it pulls the mean above 5 of the 6 games. The median (16) actually represents a typical game here. Before choosing a measure, always scan the data for an outlier or a long tail first: only use the mean once you've confirmed the data has neither.</w:t>
-      </w:r>
-    </w:p>
-    <w:p>
-      <w:pPr>
-        <w:spacing w:after="40" w:before="0"/>
-      </w:pPr>
-      <w:r>
-        <w:rPr>
-          <w:b/>
-          <w:bCs/>
-        </w:rPr>
-        <w:t xml:space="preserve">2. A. Median — the outlier 12:00 pulls the mean too high</w:t>
+        <w:t xml:space="preserve">     Watch for: A common mistake in Write Inequalities is using a strict symbol (&gt; or &lt;) for a phrase that actually includes the boundary value. For 'the suspect is at least 18 years old,' students often write a &gt; 18 instead of the correct a ≥ 18 — this wrongly excludes 18 itself, even though 'at least 18' means 18 counts as a match. The same error happens in reverse with 'at most': for 'the getaway bag holds at most 12 items,' students write n &lt; 12 instead of n ≤ 12. Always ask: does the key phrase include the number ('at least,' 'at most,' 'no more than,' 'no fewer than' → use ≥ or ≤) or exclude it ('more than,' 'fewer than' → use &gt; or &lt;)?</w:t>
+      </w:r>
+    </w:p>
+    <w:p>
+      <w:pPr>
+        <w:spacing w:after="40" w:before="0"/>
+      </w:pPr>
+      <w:r>
+        <w:rPr>
+          <w:b/>
+          <w:bCs/>
+        </w:rPr>
+        <w:t xml:space="preserve">3. Identify the key phrase, symbol, and write the inequality for each situation.</w:t>
+      </w:r>
+    </w:p>
+    <w:p>
+      <w:pPr>
+        <w:spacing w:after="40" w:before="0"/>
+      </w:pPr>
+      <w:r>
+        <w:t xml:space="preserve">     (See completed table.)</w:t>
+      </w:r>
+    </w:p>
+    <w:p>
+      <w:pPr>
+        <w:spacing w:after="40" w:before="0"/>
+      </w:pPr>
+      <w:r>
+        <w:t xml:space="preserve"/>
+      </w:r>
+    </w:p>
+    <w:p>
+      <w:pPr>
+        <w:spacing w:after="40" w:before="0"/>
+      </w:pPr>
+      <w:r>
+        <w:rPr>
+          <w:b/>
+          <w:bCs/>
+        </w:rPr>
+        <w:t xml:space="preserve">4. Correct groups:</w:t>
+      </w:r>
+    </w:p>
+    <w:p>
+      <w:pPr>
+        <w:spacing w:after="40" w:before="0"/>
+      </w:pPr>
+      <w:r>
+        <w:t xml:space="preserve"/>
+      </w:r>
+    </w:p>
+    <w:p>
+      <w:pPr>
+        <w:spacing w:after="40" w:before="0"/>
+      </w:pPr>
+      <w:r>
+        <w:rPr>
+          <w:b/>
+          <w:bCs/>
+        </w:rPr>
+        <w:t xml:space="preserve">5. A. t &gt; 2</w:t>
       </w:r>
     </w:p>
     <w:p>
@@ -1491,7 +1604,7 @@
         <w:spacing w:after="20" w:before="0"/>
       </w:pPr>
       <w:r>
-        <w:t xml:space="preserve">     The 12:00 is an outlier that pulls the mean up. The median (7:15) better represents the runner's typical time.</w:t>
+        <w:t xml:space="preserve">     'More than 2 hours' means strictly greater than: t &gt; 2. Exactly 2 hours is not charged.</w:t>
       </w:r>
     </w:p>
     <w:p>
@@ -1503,19 +1616,19 @@
           <w:i/>
           <w:iCs/>
         </w:rPr>
-        <w:t xml:space="preserve">     Watch for: A common mistake in Appropriate Measures is defaulting to the mean just because "it uses all the data," without first checking whether an outlier or skewed shape is present. For example, given a player's points per game 14, 16, 15, 17, 16, 58, a student calculates the mean (136 ÷ 6 ≈ 22.7) and reports that as the typical game — but 58 is far from the cluster of 14–17, so it pulls the mean above 5 of the 6 games. The median (16) actually represents a typical game here. Before choosing a measure, always scan the data for an outlier or a long tail first: only use the mean once you've confirmed the data has neither.</w:t>
-      </w:r>
-    </w:p>
-    <w:p>
-      <w:pPr>
-        <w:spacing w:after="40" w:before="0"/>
-      </w:pPr>
-      <w:r>
-        <w:rPr>
-          <w:b/>
-          <w:bCs/>
-        </w:rPr>
-        <w:t xml:space="preserve">3. A. Median, because the .110 outlier pulls the mean down</w:t>
+        <w:t xml:space="preserve">     Watch for: A common mistake in Write Inequalities is using a strict symbol (&gt; or &lt;) for a phrase that actually includes the boundary value. For 'the suspect is at least 18 years old,' students often write a &gt; 18 instead of the correct a ≥ 18 — this wrongly excludes 18 itself, even though 'at least 18' means 18 counts as a match. The same error happens in reverse with 'at most': for 'the getaway bag holds at most 12 items,' students write n &lt; 12 instead of n ≤ 12. Always ask: does the key phrase include the number ('at least,' 'at most,' 'no more than,' 'no fewer than' → use ≥ or ≤) or exclude it ('more than,' 'fewer than' → use &gt; or &lt;)?</w:t>
+      </w:r>
+    </w:p>
+    <w:p>
+      <w:pPr>
+        <w:spacing w:after="40" w:before="0"/>
+      </w:pPr>
+      <w:r>
+        <w:rPr>
+          <w:b/>
+          <w:bCs/>
+        </w:rPr>
+        <w:t xml:space="preserve">6. Crack the Inequality Error</w:t>
       </w:r>
     </w:p>
     <w:p>
@@ -1523,7 +1636,119 @@
         <w:spacing w:after="20" w:before="0"/>
       </w:pPr>
       <w:r>
-        <w:t xml:space="preserve">     The .110 is an outlier that pulls the mean down to .260. The median (.2875) better represents typical performance because it isn't affected by the extreme value.</w:t>
+        <w:t xml:space="preserve">     The mistake is in Step 3.</w:t>
+      </w:r>
+    </w:p>
+    <w:p>
+      <w:pPr>
+        <w:spacing w:after="20" w:before="0"/>
+      </w:pPr>
+      <w:r>
+        <w:t xml:space="preserve">     Correct work: 'No fewer than 9' means the count cannot drop below 9 — 9 or more witnesses is required. That is w ≥ 9, not w &lt; 9, which would only allow numbers below 9, the opposite of what the clue says.</w:t>
+      </w:r>
+    </w:p>
+    <w:p>
+      <w:pPr>
+        <w:spacing w:after="40" w:before="0"/>
+      </w:pPr>
+      <w:r>
+        <w:rPr>
+          <w:b/>
+          <w:bCs/>
+        </w:rPr>
+        <w:t xml:space="preserve">7. Correct groups:</w:t>
+      </w:r>
+    </w:p>
+    <w:p>
+      <w:pPr>
+        <w:spacing w:after="20" w:before="0"/>
+      </w:pPr>
+      <w:r>
+        <w:t xml:space="preserve">     The getaway driver was going more than 70 mph → &gt; (greater than)</w:t>
+      </w:r>
+    </w:p>
+    <w:p>
+      <w:pPr>
+        <w:spacing w:after="20" w:before="0"/>
+      </w:pPr>
+      <w:r>
+        <w:t xml:space="preserve">     More than 6 fingerprints were on the safe → &gt; (greater than)</w:t>
+      </w:r>
+    </w:p>
+    <w:p>
+      <w:pPr>
+        <w:spacing w:after="20" w:before="0"/>
+      </w:pPr>
+      <w:r>
+        <w:t xml:space="preserve">     The ransom note was written under 3 minutes ago → &lt; (less than)</w:t>
+      </w:r>
+    </w:p>
+    <w:p>
+      <w:pPr>
+        <w:spacing w:after="20" w:before="0"/>
+      </w:pPr>
+      <w:r>
+        <w:t xml:space="preserve">     Fewer than 9 cars left the parking lot → &lt; (less than)</w:t>
+      </w:r>
+    </w:p>
+    <w:p>
+      <w:pPr>
+        <w:spacing w:after="20" w:before="0"/>
+      </w:pPr>
+      <w:r>
+        <w:t xml:space="preserve">     At least 30 dollars in coins was stolen → ≥ (greater than or equal to)</w:t>
+      </w:r>
+    </w:p>
+    <w:p>
+      <w:pPr>
+        <w:spacing w:after="20" w:before="0"/>
+      </w:pPr>
+      <w:r>
+        <w:t xml:space="preserve">     No fewer than 4 witnesses saw the suspect → ≥ (greater than or equal to)</w:t>
+      </w:r>
+    </w:p>
+    <w:p>
+      <w:pPr>
+        <w:spacing w:after="20" w:before="0"/>
+      </w:pPr>
+      <w:r>
+        <w:t xml:space="preserve">     At most 14 footprints were found in the mud → ≤ (less than or equal to)</w:t>
+      </w:r>
+    </w:p>
+    <w:p>
+      <w:pPr>
+        <w:spacing w:after="20" w:before="0"/>
+      </w:pPr>
+      <w:r>
+        <w:t xml:space="preserve">     No more than 7 keys can open the vault → ≤ (less than or equal to)</w:t>
+      </w:r>
+    </w:p>
+    <w:p>
+      <w:pPr>
+        <w:spacing w:after="40" w:before="0"/>
+      </w:pPr>
+      <w:r>
+        <w:t xml:space="preserve"/>
+      </w:r>
+    </w:p>
+    <w:p>
+      <w:pPr>
+        <w:spacing w:after="40" w:before="0"/>
+      </w:pPr>
+      <w:r>
+        <w:rPr>
+          <w:b/>
+          <w:bCs/>
+        </w:rPr>
+        <w:t xml:space="preserve">8. A. g ≥ 12</w:t>
+      </w:r>
+    </w:p>
+    <w:p>
+      <w:pPr>
+        <w:spacing w:after="20" w:before="0"/>
+      </w:pPr>
+      <w:r>
+        <w:t xml:space="preserve">     'At least 12' includes 12 and any number above it, so g ≥ 12.</w:t>
       </w:r>
     </w:p>
     <w:p>
@@ -1535,19 +1760,19 @@
           <w:i/>
           <w:iCs/>
         </w:rPr>
-        <w:t xml:space="preserve">     Watch for: A common mistake in Appropriate Measures is defaulting to the mean just because "it uses all the data," without first checking whether an outlier or skewed shape is present. For example, given a player's points per game 14, 16, 15, 17, 16, 58, a student calculates the mean (136 ÷ 6 ≈ 22.7) and reports that as the typical game — but 58 is far from the cluster of 14–17, so it pulls the mean above 5 of the 6 games. The median (16) actually represents a typical game here. Before choosing a measure, always scan the data for an outlier or a long tail first: only use the mean once you've confirmed the data has neither.</w:t>
-      </w:r>
-    </w:p>
-    <w:p>
-      <w:pPr>
-        <w:spacing w:after="40" w:before="0"/>
-      </w:pPr>
-      <w:r>
-        <w:rPr>
-          <w:b/>
-          <w:bCs/>
-        </w:rPr>
-        <w:t xml:space="preserve">4. Table</w:t>
+        <w:t xml:space="preserve">     Watch for: A common mistake in Write Inequalities is using a strict symbol (&gt; or &lt;) for a phrase that actually includes the boundary value. For 'the suspect is at least 18 years old,' students often write a &gt; 18 instead of the correct a ≥ 18 — this wrongly excludes 18 itself, even though 'at least 18' means 18 counts as a match. The same error happens in reverse with 'at most': for 'the getaway bag holds at most 12 items,' students write n &lt; 12 instead of n ≤ 12. Always ask: does the key phrase include the number ('at least,' 'at most,' 'no more than,' 'no fewer than' → use ≥ or ≤) or exclude it ('more than,' 'fewer than' → use &gt; or &lt;)?</w:t>
+      </w:r>
+    </w:p>
+    <w:p>
+      <w:pPr>
+        <w:spacing w:after="40" w:before="0"/>
+      </w:pPr>
+      <w:r>
+        <w:rPr>
+          <w:b/>
+          <w:bCs/>
+        </w:rPr>
+        <w:t xml:space="preserve">9. A. n &lt; 5</w:t>
       </w:r>
     </w:p>
     <w:p>
@@ -1555,119 +1780,7 @@
         <w:spacing w:after="20" w:before="0"/>
       </w:pPr>
       <w:r>
-        <w:t xml:space="preserve">     15, 18, 16, 17, 15 — Mean: 16.2</w:t>
-      </w:r>
-    </w:p>
-    <w:p>
-      <w:pPr>
-        <w:spacing w:after="20" w:before="0"/>
-      </w:pPr>
-      <w:r>
-        <w:t xml:space="preserve">     15, 18, 16, 17, 15 — Median: 16</w:t>
-      </w:r>
-    </w:p>
-    <w:p>
-      <w:pPr>
-        <w:spacing w:after="20" w:before="0"/>
-      </w:pPr>
-      <w:r>
-        <w:t xml:space="preserve">     15, 18, 16, 17, 15 — Outlier?: No</w:t>
-      </w:r>
-    </w:p>
-    <w:p>
-      <w:pPr>
-        <w:spacing w:after="20" w:before="0"/>
-      </w:pPr>
-      <w:r>
-        <w:t xml:space="preserve">     15, 18, 16, 17, 15 — Best Measure: Mean (no outlier, data is clustered)</w:t>
-      </w:r>
-    </w:p>
-    <w:p>
-      <w:pPr>
-        <w:spacing w:after="20" w:before="0"/>
-      </w:pPr>
-      <w:r>
-        <w:t xml:space="preserve">     15, 18, 16, 17, 72 — Mean: 27.6</w:t>
-      </w:r>
-    </w:p>
-    <w:p>
-      <w:pPr>
-        <w:spacing w:after="20" w:before="0"/>
-      </w:pPr>
-      <w:r>
-        <w:t xml:space="preserve">     15, 18, 16, 17, 72 — Median: 17</w:t>
-      </w:r>
-    </w:p>
-    <w:p>
-      <w:pPr>
-        <w:spacing w:after="20" w:before="0"/>
-      </w:pPr>
-      <w:r>
-        <w:t xml:space="preserve">     15, 18, 16, 17, 72 — Outlier?: Yes (72)</w:t>
-      </w:r>
-    </w:p>
-    <w:p>
-      <w:pPr>
-        <w:spacing w:after="20" w:before="0"/>
-      </w:pPr>
-      <w:r>
-        <w:t xml:space="preserve">     15, 18, 16, 17, 72 — Best Measure: Median (72 pulls the mean to 27.6, higher than 4 of 5 values)</w:t>
-      </w:r>
-    </w:p>
-    <w:p>
-      <w:pPr>
-        <w:spacing w:after="40" w:before="0"/>
-      </w:pPr>
-      <w:r>
-        <w:t xml:space="preserve"/>
-      </w:r>
-    </w:p>
-    <w:p>
-      <w:pPr>
-        <w:spacing w:after="40" w:before="0"/>
-      </w:pPr>
-      <w:r>
-        <w:rPr>
-          <w:b/>
-          <w:bCs/>
-        </w:rPr>
-        <w:t xml:space="preserve">5. Spot the Mistake — Choosing the Mean Despite an Outlier</w:t>
-      </w:r>
-    </w:p>
-    <w:p>
-      <w:pPr>
-        <w:spacing w:after="20" w:before="0"/>
-      </w:pPr>
-      <w:r>
-        <w:t xml:space="preserve">     The mistake is in Step 4.</w:t>
-      </w:r>
-    </w:p>
-    <w:p>
-      <w:pPr>
-        <w:spacing w:after="20" w:before="0"/>
-      </w:pPr>
-      <w:r>
-        <w:t xml:space="preserve">     Correct work: The student should report the median (13.5), not the mean. The 60-catch game is an outlier that pulls the mean up to about 20.8 — higher than 5 of the 6 games. The median (13.5) is resistant to that outlier and better represents a typical game.</w:t>
-      </w:r>
-    </w:p>
-    <w:p>
-      <w:pPr>
-        <w:spacing w:after="40" w:before="0"/>
-      </w:pPr>
-      <w:r>
-        <w:rPr>
-          <w:b/>
-          <w:bCs/>
-        </w:rPr>
-        <w:t xml:space="preserve">6. A. Median, because 58 is an outlier that pulls the mean up</w:t>
-      </w:r>
-    </w:p>
-    <w:p>
-      <w:pPr>
-        <w:spacing w:after="20" w:before="0"/>
-      </w:pPr>
-      <w:r>
-        <w:t xml:space="preserve">     The 58-point game is an outlier. It pulls the mean above 5 of the 6 games, so the median (16) better shows a typical game.</w:t>
+        <w:t xml:space="preserve">     'Fewer than 5' does not include 5, so n &lt; 5.</w:t>
       </w:r>
     </w:p>
     <w:p>
@@ -1679,19 +1792,19 @@
           <w:i/>
           <w:iCs/>
         </w:rPr>
-        <w:t xml:space="preserve">     Watch for: A common mistake in Appropriate Measures is defaulting to the mean just because "it uses all the data," without first checking whether an outlier or skewed shape is present. For example, given a player's points per game 14, 16, 15, 17, 16, 58, a student calculates the mean (136 ÷ 6 ≈ 22.7) and reports that as the typical game — but 58 is far from the cluster of 14–17, so it pulls the mean above 5 of the 6 games. The median (16) actually represents a typical game here. Before choosing a measure, always scan the data for an outlier or a long tail first: only use the mean once you've confirmed the data has neither.</w:t>
-      </w:r>
-    </w:p>
-    <w:p>
-      <w:pPr>
-        <w:spacing w:after="40" w:before="0"/>
-      </w:pPr>
-      <w:r>
-        <w:rPr>
-          <w:b/>
-          <w:bCs/>
-        </w:rPr>
-        <w:t xml:space="preserve">7. A. Mode, because it names the value that appears most</w:t>
+        <w:t xml:space="preserve">     Watch for: A common mistake in Write Inequalities is using a strict symbol (&gt; or &lt;) for a phrase that actually includes the boundary value. For 'the suspect is at least 18 years old,' students often write a &gt; 18 instead of the correct a ≥ 18 — this wrongly excludes 18 itself, even though 'at least 18' means 18 counts as a match. The same error happens in reverse with 'at most': for 'the getaway bag holds at most 12 items,' students write n &lt; 12 instead of n ≤ 12. Always ask: does the key phrase include the number ('at least,' 'at most,' 'no more than,' 'no fewer than' → use ≥ or ≤) or exclude it ('more than,' 'fewer than' → use &gt; or &lt;)?</w:t>
+      </w:r>
+    </w:p>
+    <w:p>
+      <w:pPr>
+        <w:spacing w:after="40" w:before="0"/>
+      </w:pPr>
+      <w:r>
+        <w:rPr>
+          <w:b/>
+          <w:bCs/>
+        </w:rPr>
+        <w:t xml:space="preserve">10. Matches:</w:t>
       </w:r>
     </w:p>
     <w:p>
@@ -1699,31 +1812,7 @@
         <w:spacing w:after="20" w:before="0"/>
       </w:pPr>
       <w:r>
-        <w:t xml:space="preserve">     The mode is the value that shows up most often. Here size M appears 4 times, so the mode (M) tells the manager what to order most.</w:t>
-      </w:r>
-    </w:p>
-    <w:p>
-      <w:pPr>
-        <w:spacing w:after="80" w:before="0"/>
-      </w:pPr>
-      <w:r>
-        <w:rPr>
-          <w:i/>
-          <w:iCs/>
-        </w:rPr>
-        <w:t xml:space="preserve">     Watch for: A common mistake in Appropriate Measures is defaulting to the mean just because "it uses all the data," without first checking whether an outlier or skewed shape is present. For example, given a player's points per game 14, 16, 15, 17, 16, 58, a student calculates the mean (136 ÷ 6 ≈ 22.7) and reports that as the typical game — but 58 is far from the cluster of 14–17, so it pulls the mean above 5 of the 6 games. The median (16) actually represents a typical game here. Before choosing a measure, always scan the data for an outlier or a long tail first: only use the mean once you've confirmed the data has neither.</w:t>
-      </w:r>
-    </w:p>
-    <w:p>
-      <w:pPr>
-        <w:spacing w:after="40" w:before="0"/>
-      </w:pPr>
-      <w:r>
-        <w:rPr>
-          <w:b/>
-          <w:bCs/>
-        </w:rPr>
-        <w:t xml:space="preserve">8. A. Range, because it is the highest minus the lowest value</w:t>
+        <w:t xml:space="preserve">     at least → ≥</w:t>
       </w:r>
     </w:p>
     <w:p>
@@ -1731,31 +1820,7 @@
         <w:spacing w:after="20" w:before="0"/>
       </w:pPr>
       <w:r>
-        <w:t xml:space="preserve">     Range = max − min = 18 − 6 = 12. Because it uses only the two most extreme values, one outlier (18) changes the range a lot.</w:t>
-      </w:r>
-    </w:p>
-    <w:p>
-      <w:pPr>
-        <w:spacing w:after="80" w:before="0"/>
-      </w:pPr>
-      <w:r>
-        <w:rPr>
-          <w:i/>
-          <w:iCs/>
-        </w:rPr>
-        <w:t xml:space="preserve">     Watch for: A common mistake in Appropriate Measures is defaulting to the mean just because "it uses all the data," without first checking whether an outlier or skewed shape is present. For example, given a player's points per game 14, 16, 15, 17, 16, 58, a student calculates the mean (136 ÷ 6 ≈ 22.7) and reports that as the typical game — but 58 is far from the cluster of 14–17, so it pulls the mean above 5 of the 6 games. The median (16) actually represents a typical game here. Before choosing a measure, always scan the data for an outlier or a long tail first: only use the mean once you've confirmed the data has neither.</w:t>
-      </w:r>
-    </w:p>
-    <w:p>
-      <w:pPr>
-        <w:spacing w:after="40" w:before="0"/>
-      </w:pPr>
-      <w:r>
-        <w:rPr>
-          <w:b/>
-          <w:bCs/>
-        </w:rPr>
-        <w:t xml:space="preserve">9. Matches:</w:t>
+        <w:t xml:space="preserve">     at most → ≤</w:t>
       </w:r>
     </w:p>
     <w:p>
@@ -1763,7 +1828,7 @@
         <w:spacing w:after="20" w:before="0"/>
       </w:pPr>
       <w:r>
-        <w:t xml:space="preserve">     What was a typical game when one score is a record-breaking outlier? → Median</w:t>
+        <w:t xml:space="preserve">     more than → &gt;</w:t>
       </w:r>
     </w:p>
     <w:p>
@@ -1771,7 +1836,7 @@
         <w:spacing w:after="20" w:before="0"/>
       </w:pPr>
       <w:r>
-        <w:t xml:space="preserve">     Which shoe size do most players wear? → Mode</w:t>
+        <w:t xml:space="preserve">     fewer than → &lt;</w:t>
       </w:r>
     </w:p>
     <w:p>
@@ -1779,75 +1844,7 @@
         <w:spacing w:after="20" w:before="0"/>
       </w:pPr>
       <w:r>
-        <w:t xml:space="preserve">     On a symmetric, outlier-free set, what is the average score? → Mean</w:t>
-      </w:r>
-    </w:p>
-    <w:p>
-      <w:pPr>
-        <w:spacing w:after="20" w:before="0"/>
-      </w:pPr>
-      <w:r>
-        <w:t xml:space="preserve">     How far apart are the highest and lowest sprint times? → Range</w:t>
-      </w:r>
-    </w:p>
-    <w:p>
-      <w:pPr>
-        <w:spacing w:after="40" w:before="0"/>
-      </w:pPr>
-      <w:r>
-        <w:t xml:space="preserve"/>
-      </w:r>
-    </w:p>
-    <w:p>
-      <w:pPr>
-        <w:spacing w:after="40" w:before="0"/>
-      </w:pPr>
-      <w:r>
-        <w:rPr>
-          <w:b/>
-          <w:bCs/>
-        </w:rPr>
-        <w:t xml:space="preserve">10. Correct groups:</w:t>
-      </w:r>
-    </w:p>
-    <w:p>
-      <w:pPr>
-        <w:spacing w:after="20" w:before="0"/>
-      </w:pPr>
-      <w:r>
-        <w:t xml:space="preserve">     Mean → Measure of Center</w:t>
-      </w:r>
-    </w:p>
-    <w:p>
-      <w:pPr>
-        <w:spacing w:after="20" w:before="0"/>
-      </w:pPr>
-      <w:r>
-        <w:t xml:space="preserve">     Median → Measure of Center</w:t>
-      </w:r>
-    </w:p>
-    <w:p>
-      <w:pPr>
-        <w:spacing w:after="20" w:before="0"/>
-      </w:pPr>
-      <w:r>
-        <w:t xml:space="preserve">     Mode → Measure of Center</w:t>
-      </w:r>
-    </w:p>
-    <w:p>
-      <w:pPr>
-        <w:spacing w:after="20" w:before="0"/>
-      </w:pPr>
-      <w:r>
-        <w:t xml:space="preserve">     Range → Measure of Spread</w:t>
-      </w:r>
-    </w:p>
-    <w:p>
-      <w:pPr>
-        <w:spacing w:after="20" w:before="0"/>
-      </w:pPr>
-      <w:r>
-        <w:t xml:space="preserve">     Mean absolute deviation (MAD) → Measure of Spread</w:t>
+        <w:t xml:space="preserve">     no more than → ≤</w:t>
       </w:r>
     </w:p>
     <w:p>

--- a/lessons/8-4/homework.docx
+++ b/lessons/8-4/homework.docx
@@ -12,7 +12,7 @@
           <w:b/>
           <w:bCs/>
         </w:rPr>
-        <w:t xml:space="preserve">Write Inequalities — Homework</w:t>
+        <w:t xml:space="preserve">Write and Represent Inequalities — Homework</w:t>
       </w:r>
     </w:p>
     <w:p>
@@ -24,7 +24,7 @@
           <w:i/>
           <w:iCs/>
         </w:rPr>
-        <w:t xml:space="preserve">Lesson 7-4  •  Standard 6.AT.9</w:t>
+        <w:t xml:space="preserve">Lesson 8-4  •  Standard 6.AT.9</w:t>
       </w:r>
     </w:p>
     <w:p>
@@ -161,199 +161,10 @@
           <w:b/>
           <w:bCs/>
         </w:rPr>
-        <w:t xml:space="preserve">Inequality (Desigualdad)</w:t>
-      </w:r>
-      <w:r>
-        <w:t xml:space="preserve"> — A math sentence that compares two sides with &lt;, &gt;, ≤, or ≥.</w:t>
-      </w:r>
-    </w:p>
-    <w:p>
-      <w:pPr>
-        <w:keepNext/>
-        <w:spacing w:after="20" w:before="80"/>
-        <w:jc w:val="center"/>
-      </w:pPr>
-      <w:r>
-        <w:drawing>
-          <wp:inline distT="0" distB="0" distL="0" distR="0">
-            <wp:extent cx="1047750" cy="790575"/>
-            <wp:effectExtent t="0" r="0" b="0" l="0"/>
-            <wp:docPr id="1" name="" descr="" title=""/>
-            <wp:cNvGraphicFramePr>
-              <a:graphicFrameLocks xmlns:a="http://schemas.openxmlformats.org/drawingml/2006/main" noChangeAspect="1"/>
-            </wp:cNvGraphicFramePr>
-            <a:graphic xmlns:a="http://schemas.openxmlformats.org/drawingml/2006/main">
-              <a:graphicData uri="http://schemas.openxmlformats.org/drawingml/2006/picture">
-                <pic:pic xmlns:pic="http://schemas.openxmlformats.org/drawingml/2006/picture">
-                  <pic:nvPicPr>
-                    <pic:cNvPr id="0" name="" descr=""/>
-                    <pic:cNvPicPr>
-                      <a:picLocks noChangeAspect="1" noChangeArrowheads="1"/>
-                    </pic:cNvPicPr>
-                  </pic:nvPicPr>
-                  <pic:blipFill>
-                    <a:blip r:embed="rId7" cstate="none"/>
-                    <a:srcRect/>
-                    <a:stretch>
-                      <a:fillRect/>
-                    </a:stretch>
-                  </pic:blipFill>
-                  <pic:spPr bwMode="auto">
-                    <a:xfrm>
-                      <a:off x="0" y="0"/>
-                      <a:ext cx="1047750" cy="790575"/>
-                    </a:xfrm>
-                    <a:prstGeom prst="rect">
-                      <a:avLst/>
-                    </a:prstGeom>
-                  </pic:spPr>
-                </pic:pic>
-              </a:graphicData>
-            </a:graphic>
-          </wp:inline>
-        </w:drawing>
-      </w:r>
-    </w:p>
-    <w:p>
-      <w:pPr>
-        <w:keepNext/>
-        <w:spacing w:after="120"/>
-      </w:pPr>
-      <w:r>
-        <w:rPr>
-          <w:b/>
-          <w:bCs/>
-        </w:rPr>
-        <w:t xml:space="preserve">Greater than (Mayor que)</w:t>
-      </w:r>
-      <w:r>
-        <w:t xml:space="preserve"> — The &gt; sign, showing one number is bigger.</w:t>
-      </w:r>
-    </w:p>
-    <w:p>
-      <w:pPr>
-        <w:keepNext/>
-        <w:spacing w:after="20" w:before="80"/>
-        <w:jc w:val="center"/>
-      </w:pPr>
-      <w:r>
-        <w:drawing>
-          <wp:inline distT="0" distB="0" distL="0" distR="0">
-            <wp:extent cx="1047750" cy="790575"/>
-            <wp:effectExtent t="0" r="0" b="0" l="0"/>
-            <wp:docPr id="1" name="" descr="" title=""/>
-            <wp:cNvGraphicFramePr>
-              <a:graphicFrameLocks xmlns:a="http://schemas.openxmlformats.org/drawingml/2006/main" noChangeAspect="1"/>
-            </wp:cNvGraphicFramePr>
-            <a:graphic xmlns:a="http://schemas.openxmlformats.org/drawingml/2006/main">
-              <a:graphicData uri="http://schemas.openxmlformats.org/drawingml/2006/picture">
-                <pic:pic xmlns:pic="http://schemas.openxmlformats.org/drawingml/2006/picture">
-                  <pic:nvPicPr>
-                    <pic:cNvPr id="0" name="" descr=""/>
-                    <pic:cNvPicPr>
-                      <a:picLocks noChangeAspect="1" noChangeArrowheads="1"/>
-                    </pic:cNvPicPr>
-                  </pic:nvPicPr>
-                  <pic:blipFill>
-                    <a:blip r:embed="rId7" cstate="none"/>
-                    <a:srcRect/>
-                    <a:stretch>
-                      <a:fillRect/>
-                    </a:stretch>
-                  </pic:blipFill>
-                  <pic:spPr bwMode="auto">
-                    <a:xfrm>
-                      <a:off x="0" y="0"/>
-                      <a:ext cx="1047750" cy="790575"/>
-                    </a:xfrm>
-                    <a:prstGeom prst="rect">
-                      <a:avLst/>
-                    </a:prstGeom>
-                  </pic:spPr>
-                </pic:pic>
-              </a:graphicData>
-            </a:graphic>
-          </wp:inline>
-        </w:drawing>
-      </w:r>
-    </w:p>
-    <w:p>
-      <w:pPr>
-        <w:keepNext/>
-        <w:spacing w:after="120"/>
-      </w:pPr>
-      <w:r>
-        <w:rPr>
-          <w:b/>
-          <w:bCs/>
-        </w:rPr>
-        <w:t xml:space="preserve">Less than (Menor que)</w:t>
-      </w:r>
-      <w:r>
-        <w:t xml:space="preserve"> — The &lt; sign, showing one number is smaller.</w:t>
-      </w:r>
-    </w:p>
-    <w:p>
-      <w:pPr>
-        <w:keepNext/>
-        <w:spacing w:after="20" w:before="80"/>
-        <w:jc w:val="center"/>
-      </w:pPr>
-      <w:r>
-        <w:drawing>
-          <wp:inline distT="0" distB="0" distL="0" distR="0">
-            <wp:extent cx="1047750" cy="790575"/>
-            <wp:effectExtent t="0" r="0" b="0" l="0"/>
-            <wp:docPr id="1" name="" descr="" title=""/>
-            <wp:cNvGraphicFramePr>
-              <a:graphicFrameLocks xmlns:a="http://schemas.openxmlformats.org/drawingml/2006/main" noChangeAspect="1"/>
-            </wp:cNvGraphicFramePr>
-            <a:graphic xmlns:a="http://schemas.openxmlformats.org/drawingml/2006/main">
-              <a:graphicData uri="http://schemas.openxmlformats.org/drawingml/2006/picture">
-                <pic:pic xmlns:pic="http://schemas.openxmlformats.org/drawingml/2006/picture">
-                  <pic:nvPicPr>
-                    <pic:cNvPr id="0" name="" descr=""/>
-                    <pic:cNvPicPr>
-                      <a:picLocks noChangeAspect="1" noChangeArrowheads="1"/>
-                    </pic:cNvPicPr>
-                  </pic:nvPicPr>
-                  <pic:blipFill>
-                    <a:blip r:embed="rId7" cstate="none"/>
-                    <a:srcRect/>
-                    <a:stretch>
-                      <a:fillRect/>
-                    </a:stretch>
-                  </pic:blipFill>
-                  <pic:spPr bwMode="auto">
-                    <a:xfrm>
-                      <a:off x="0" y="0"/>
-                      <a:ext cx="1047750" cy="790575"/>
-                    </a:xfrm>
-                    <a:prstGeom prst="rect">
-                      <a:avLst/>
-                    </a:prstGeom>
-                  </pic:spPr>
-                </pic:pic>
-              </a:graphicData>
-            </a:graphic>
-          </wp:inline>
-        </w:drawing>
-      </w:r>
-    </w:p>
-    <w:p>
-      <w:pPr>
-        <w:keepNext/>
-        <w:spacing w:after="120"/>
-      </w:pPr>
-      <w:r>
-        <w:rPr>
-          <w:b/>
-          <w:bCs/>
-        </w:rPr>
-        <w:t xml:space="preserve">At least / At most (Al menos / A lo más)</w:t>
-      </w:r>
-      <w:r>
-        <w:t xml:space="preserve"> — 'At least' means ≥. 'At most' means ≤.</w:t>
+        <w:t xml:space="preserve">Write Inequalities (Escribir desigualdades)</w:t>
+      </w:r>
+      <w:r>
+        <w:t xml:space="preserve"> — Represent a range of possible values with &lt;, &gt;, ≤, or ≥.</w:t>
       </w:r>
     </w:p>
     <w:p>
@@ -413,10 +224,10 @@
           <w:b/>
           <w:bCs/>
         </w:rPr>
-        <w:t xml:space="preserve">Variable (Variable)</w:t>
-      </w:r>
-      <w:r>
-        <w:t xml:space="preserve"> — A letter that stands for an unknown number.</w:t>
+        <w:t xml:space="preserve">Inequality (Desigualdad)</w:t>
+      </w:r>
+      <w:r>
+        <w:t xml:space="preserve"> — A math sentence that compares two sides with &lt;, &gt;, ≤, or ≥.</w:t>
       </w:r>
     </w:p>
     <w:p>
@@ -444,7 +255,259 @@
                     </pic:cNvPicPr>
                   </pic:nvPicPr>
                   <pic:blipFill>
-                    <a:blip r:embed="rId7" cstate="none"/>
+                    <a:blip r:embed="rId9" cstate="none"/>
+                    <a:srcRect/>
+                    <a:stretch>
+                      <a:fillRect/>
+                    </a:stretch>
+                  </pic:blipFill>
+                  <pic:spPr bwMode="auto">
+                    <a:xfrm>
+                      <a:off x="0" y="0"/>
+                      <a:ext cx="1047750" cy="790575"/>
+                    </a:xfrm>
+                    <a:prstGeom prst="rect">
+                      <a:avLst/>
+                    </a:prstGeom>
+                  </pic:spPr>
+                </pic:pic>
+              </a:graphicData>
+            </a:graphic>
+          </wp:inline>
+        </w:drawing>
+      </w:r>
+    </w:p>
+    <w:p>
+      <w:pPr>
+        <w:keepNext/>
+        <w:spacing w:after="120"/>
+      </w:pPr>
+      <w:r>
+        <w:rPr>
+          <w:b/>
+          <w:bCs/>
+        </w:rPr>
+        <w:t xml:space="preserve">Greater than (Mayor que)</w:t>
+      </w:r>
+      <w:r>
+        <w:t xml:space="preserve"> — The &gt; sign, showing one number is bigger.</w:t>
+      </w:r>
+    </w:p>
+    <w:p>
+      <w:pPr>
+        <w:keepNext/>
+        <w:spacing w:after="20" w:before="80"/>
+        <w:jc w:val="center"/>
+      </w:pPr>
+      <w:r>
+        <w:drawing>
+          <wp:inline distT="0" distB="0" distL="0" distR="0">
+            <wp:extent cx="1047750" cy="790575"/>
+            <wp:effectExtent t="0" r="0" b="0" l="0"/>
+            <wp:docPr id="1" name="" descr="" title=""/>
+            <wp:cNvGraphicFramePr>
+              <a:graphicFrameLocks xmlns:a="http://schemas.openxmlformats.org/drawingml/2006/main" noChangeAspect="1"/>
+            </wp:cNvGraphicFramePr>
+            <a:graphic xmlns:a="http://schemas.openxmlformats.org/drawingml/2006/main">
+              <a:graphicData uri="http://schemas.openxmlformats.org/drawingml/2006/picture">
+                <pic:pic xmlns:pic="http://schemas.openxmlformats.org/drawingml/2006/picture">
+                  <pic:nvPicPr>
+                    <pic:cNvPr id="0" name="" descr=""/>
+                    <pic:cNvPicPr>
+                      <a:picLocks noChangeAspect="1" noChangeArrowheads="1"/>
+                    </pic:cNvPicPr>
+                  </pic:nvPicPr>
+                  <pic:blipFill>
+                    <a:blip r:embed="rId10" cstate="none"/>
+                    <a:srcRect/>
+                    <a:stretch>
+                      <a:fillRect/>
+                    </a:stretch>
+                  </pic:blipFill>
+                  <pic:spPr bwMode="auto">
+                    <a:xfrm>
+                      <a:off x="0" y="0"/>
+                      <a:ext cx="1047750" cy="790575"/>
+                    </a:xfrm>
+                    <a:prstGeom prst="rect">
+                      <a:avLst/>
+                    </a:prstGeom>
+                  </pic:spPr>
+                </pic:pic>
+              </a:graphicData>
+            </a:graphic>
+          </wp:inline>
+        </w:drawing>
+      </w:r>
+    </w:p>
+    <w:p>
+      <w:pPr>
+        <w:keepNext/>
+        <w:spacing w:after="120"/>
+      </w:pPr>
+      <w:r>
+        <w:rPr>
+          <w:b/>
+          <w:bCs/>
+        </w:rPr>
+        <w:t xml:space="preserve">Less than (Menor que)</w:t>
+      </w:r>
+      <w:r>
+        <w:t xml:space="preserve"> — The &lt; sign, showing one number is smaller.</w:t>
+      </w:r>
+    </w:p>
+    <w:p>
+      <w:pPr>
+        <w:keepNext/>
+        <w:spacing w:after="20" w:before="80"/>
+        <w:jc w:val="center"/>
+      </w:pPr>
+      <w:r>
+        <w:drawing>
+          <wp:inline distT="0" distB="0" distL="0" distR="0">
+            <wp:extent cx="1047750" cy="790575"/>
+            <wp:effectExtent t="0" r="0" b="0" l="0"/>
+            <wp:docPr id="1" name="" descr="" title=""/>
+            <wp:cNvGraphicFramePr>
+              <a:graphicFrameLocks xmlns:a="http://schemas.openxmlformats.org/drawingml/2006/main" noChangeAspect="1"/>
+            </wp:cNvGraphicFramePr>
+            <a:graphic xmlns:a="http://schemas.openxmlformats.org/drawingml/2006/main">
+              <a:graphicData uri="http://schemas.openxmlformats.org/drawingml/2006/picture">
+                <pic:pic xmlns:pic="http://schemas.openxmlformats.org/drawingml/2006/picture">
+                  <pic:nvPicPr>
+                    <pic:cNvPr id="0" name="" descr=""/>
+                    <pic:cNvPicPr>
+                      <a:picLocks noChangeAspect="1" noChangeArrowheads="1"/>
+                    </pic:cNvPicPr>
+                  </pic:nvPicPr>
+                  <pic:blipFill>
+                    <a:blip r:embed="rId8" cstate="none"/>
+                    <a:srcRect/>
+                    <a:stretch>
+                      <a:fillRect/>
+                    </a:stretch>
+                  </pic:blipFill>
+                  <pic:spPr bwMode="auto">
+                    <a:xfrm>
+                      <a:off x="0" y="0"/>
+                      <a:ext cx="1047750" cy="790575"/>
+                    </a:xfrm>
+                    <a:prstGeom prst="rect">
+                      <a:avLst/>
+                    </a:prstGeom>
+                  </pic:spPr>
+                </pic:pic>
+              </a:graphicData>
+            </a:graphic>
+          </wp:inline>
+        </w:drawing>
+      </w:r>
+    </w:p>
+    <w:p>
+      <w:pPr>
+        <w:keepNext/>
+        <w:spacing w:after="120"/>
+      </w:pPr>
+      <w:r>
+        <w:rPr>
+          <w:b/>
+          <w:bCs/>
+        </w:rPr>
+        <w:t xml:space="preserve">At least / At most (Al menos / A lo más)</w:t>
+      </w:r>
+      <w:r>
+        <w:t xml:space="preserve"> — 'At least' means ≥. 'At most' means ≤.</w:t>
+      </w:r>
+    </w:p>
+    <w:p>
+      <w:pPr>
+        <w:keepNext/>
+        <w:spacing w:after="20" w:before="80"/>
+        <w:jc w:val="center"/>
+      </w:pPr>
+      <w:r>
+        <w:drawing>
+          <wp:inline distT="0" distB="0" distL="0" distR="0">
+            <wp:extent cx="1047750" cy="790575"/>
+            <wp:effectExtent t="0" r="0" b="0" l="0"/>
+            <wp:docPr id="1" name="" descr="" title=""/>
+            <wp:cNvGraphicFramePr>
+              <a:graphicFrameLocks xmlns:a="http://schemas.openxmlformats.org/drawingml/2006/main" noChangeAspect="1"/>
+            </wp:cNvGraphicFramePr>
+            <a:graphic xmlns:a="http://schemas.openxmlformats.org/drawingml/2006/main">
+              <a:graphicData uri="http://schemas.openxmlformats.org/drawingml/2006/picture">
+                <pic:pic xmlns:pic="http://schemas.openxmlformats.org/drawingml/2006/picture">
+                  <pic:nvPicPr>
+                    <pic:cNvPr id="0" name="" descr=""/>
+                    <pic:cNvPicPr>
+                      <a:picLocks noChangeAspect="1" noChangeArrowheads="1"/>
+                    </pic:cNvPicPr>
+                  </pic:nvPicPr>
+                  <pic:blipFill>
+                    <a:blip r:embed="rId11" cstate="none"/>
+                    <a:srcRect/>
+                    <a:stretch>
+                      <a:fillRect/>
+                    </a:stretch>
+                  </pic:blipFill>
+                  <pic:spPr bwMode="auto">
+                    <a:xfrm>
+                      <a:off x="0" y="0"/>
+                      <a:ext cx="1047750" cy="790575"/>
+                    </a:xfrm>
+                    <a:prstGeom prst="rect">
+                      <a:avLst/>
+                    </a:prstGeom>
+                  </pic:spPr>
+                </pic:pic>
+              </a:graphicData>
+            </a:graphic>
+          </wp:inline>
+        </w:drawing>
+      </w:r>
+    </w:p>
+    <w:p>
+      <w:pPr>
+        <w:keepNext/>
+        <w:spacing w:after="120"/>
+      </w:pPr>
+      <w:r>
+        <w:rPr>
+          <w:b/>
+          <w:bCs/>
+        </w:rPr>
+        <w:t xml:space="preserve">Variable (Variable)</w:t>
+      </w:r>
+      <w:r>
+        <w:t xml:space="preserve"> — A letter that stands for a number that is unknown or can change.</w:t>
+      </w:r>
+    </w:p>
+    <w:p>
+      <w:pPr>
+        <w:keepNext/>
+        <w:spacing w:after="20" w:before="80"/>
+        <w:jc w:val="center"/>
+      </w:pPr>
+      <w:r>
+        <w:drawing>
+          <wp:inline distT="0" distB="0" distL="0" distR="0">
+            <wp:extent cx="1047750" cy="790575"/>
+            <wp:effectExtent t="0" r="0" b="0" l="0"/>
+            <wp:docPr id="1" name="" descr="" title=""/>
+            <wp:cNvGraphicFramePr>
+              <a:graphicFrameLocks xmlns:a="http://schemas.openxmlformats.org/drawingml/2006/main" noChangeAspect="1"/>
+            </wp:cNvGraphicFramePr>
+            <a:graphic xmlns:a="http://schemas.openxmlformats.org/drawingml/2006/main">
+              <a:graphicData uri="http://schemas.openxmlformats.org/drawingml/2006/picture">
+                <pic:pic xmlns:pic="http://schemas.openxmlformats.org/drawingml/2006/picture">
+                  <pic:nvPicPr>
+                    <pic:cNvPr id="0" name="" descr=""/>
+                    <pic:cNvPicPr>
+                      <a:picLocks noChangeAspect="1" noChangeArrowheads="1"/>
+                    </pic:cNvPicPr>
+                  </pic:nvPicPr>
+                  <pic:blipFill>
+                    <a:blip r:embed="rId8" cstate="none"/>
                     <a:srcRect/>
                     <a:stretch>
                       <a:fillRect/>
@@ -1645,6 +1708,14 @@
       </w:pPr>
       <w:r>
         <w:t xml:space="preserve">     Correct work: 'No fewer than 9' means the count cannot drop below 9 — 9 or more witnesses is required. That is w ≥ 9, not w &lt; 9, which would only allow numbers below 9, the opposite of what the clue says.</w:t>
+      </w:r>
+    </w:p>
+    <w:p>
+      <w:pPr>
+        <w:spacing w:after="80" w:before="0"/>
+      </w:pPr>
+      <w:r>
+        <w:t xml:space="preserve">     Watch for: The inequality step pointed the symbol the wrong way. "No fewer than 9" means the count can never drop below 9, so 9 and every larger number works: w ≥ 9. The w &lt; 9 that was written allows only counts under 9, which is the opposite of the clue.</w:t>
       </w:r>
     </w:p>
     <w:p>
